--- a/packages/document-engine/templates/1.3_decision_first_aid.docx
+++ b/packages/document-engine/templates/1.3_decision_first_aid.docx
@@ -21,21 +21,17 @@
           <w:szCs w:val="18"/>
         </w:rPr>
       </w:pPr>
-      <w:hyperlink r:id="rId2">
-        <w:r>
-          <w:rPr>
-            <w:rStyle w:val="Hyperlink"/>
-            <w:rFonts w:eastAsia="Arial" w:cs="Arial" w:ascii="Arial" w:hAnsi="Arial"/>
-            <w:b/>
-            <w:color w:val="auto"/>
-            <w:sz w:val="24"/>
-            <w:szCs w:val="20"/>
-            <w:u w:val="none"/>
-            <w:lang w:val="ro-RO"/>
-          </w:rPr>
-          <w:t>DECIZIA</w:t>
-        </w:r>
-      </w:hyperlink>
+      <w:r>
+        <w:rPr>
+          <w:rFonts w:eastAsia="Arial" w:cs="Arial" w:ascii="Arial" w:hAnsi="Arial"/>
+          <w:b/>
+          <w:color w:val="auto"/>
+          <w:sz w:val="24"/>
+          <w:szCs w:val="20"/>
+          <w:lang w:val="ro-RO"/>
+        </w:rPr>
+        <w:t>DECIZIA</w:t>
+      </w:r>
     </w:p>
     <w:p>
       <w:pPr>
@@ -54,20 +50,16 @@
           <w:szCs w:val="20"/>
         </w:rPr>
       </w:pPr>
-      <w:hyperlink r:id="rId3">
-        <w:r>
-          <w:rPr>
-            <w:rStyle w:val="Hyperlink"/>
-            <w:rFonts w:eastAsia="Arial" w:cs="Arial" w:ascii="Arial" w:hAnsi="Arial"/>
-            <w:color w:val="auto"/>
-            <w:sz w:val="20"/>
-            <w:szCs w:val="20"/>
-            <w:u w:val="none"/>
-            <w:lang w:val="ro-RO"/>
-          </w:rPr>
-          <w:t>Nr.: {{decisionNumber}} SSM Din: {{issueDate}}</w:t>
-        </w:r>
-      </w:hyperlink>
+      <w:r>
+        <w:rPr>
+          <w:rFonts w:eastAsia="Arial" w:cs="Arial" w:ascii="Arial" w:hAnsi="Arial"/>
+          <w:color w:val="auto"/>
+          <w:sz w:val="20"/>
+          <w:szCs w:val="20"/>
+          <w:lang w:val="ro-RO"/>
+        </w:rPr>
+        <w:t>Nr.: {{decisionNumber}} SSM Din: {{issueDate}}</w:t>
+      </w:r>
     </w:p>
     <w:p>
       <w:pPr>
@@ -82,57 +74,47 @@
           <w:szCs w:val="20"/>
         </w:rPr>
       </w:pPr>
-      <w:hyperlink r:id="rId4">
-        <w:r>
-          <w:rPr>
-            <w:rStyle w:val="Hyperlink"/>
-            <w:rFonts w:eastAsia="Arial" w:cs="Arial" w:ascii="Arial" w:hAnsi="Arial"/>
-            <w:color w:val="auto"/>
-            <w:sz w:val="20"/>
-            <w:szCs w:val="20"/>
-            <w:u w:val="none"/>
-            <w:lang w:val="ro-RO"/>
-          </w:rPr>
-          <w:t xml:space="preserve">În baza prevederilor legale în domeniul securității și sănătății în muncă din </w:t>
-        </w:r>
-        <w:r>
-          <w:rPr>
-            <w:rStyle w:val="Hyperlink"/>
-            <w:rFonts w:eastAsia="Arial" w:cs="Arial" w:ascii="Arial" w:hAnsi="Arial"/>
-            <w:bCs/>
-            <w:color w:val="auto"/>
-            <w:sz w:val="20"/>
-            <w:szCs w:val="20"/>
-            <w:u w:val="none"/>
-            <w:lang w:val="ro-RO"/>
-          </w:rPr>
-          <w:t>Legea 319/ 2006 Art. 10, alin. (1), alin. (2), {{cli</w:t>
-        </w:r>
-        <w:r>
-          <w:rPr>
-            <w:rStyle w:val="Hyperlink"/>
-            <w:rFonts w:eastAsia="Arial" w:cs="Arial" w:ascii="Arial" w:hAnsi="Arial"/>
-            <w:color w:val="auto"/>
-            <w:sz w:val="20"/>
-            <w:szCs w:val="20"/>
-            <w:u w:val="none"/>
-            <w:lang w:val="ro-RO"/>
-          </w:rPr>
-          <w:t>ent.representativeName}} în calitate de {{client.representativeRole}} în cadrul {{client.legalName}}</w:t>
-        </w:r>
-        <w:r>
-          <w:rPr>
-            <w:rStyle w:val="Hyperlink"/>
-            <w:rFonts w:eastAsia="Arial" w:cs="Arial" w:ascii="Arial" w:hAnsi="Arial"/>
-            <w:color w:val="auto"/>
-            <w:sz w:val="20"/>
-            <w:szCs w:val="20"/>
-            <w:u w:val="none"/>
-            <w:lang w:val="ro-RO"/>
-          </w:rPr>
-          <w:t>, începând cu data de {{issueDate}}</w:t>
-        </w:r>
-      </w:hyperlink>
+      <w:r>
+        <w:rPr>
+          <w:rFonts w:eastAsia="Arial" w:cs="Arial" w:ascii="Arial" w:hAnsi="Arial"/>
+          <w:color w:val="auto"/>
+          <w:sz w:val="20"/>
+          <w:szCs w:val="20"/>
+          <w:lang w:val="ro-RO"/>
+        </w:rPr>
+        <w:t xml:space="preserve">În baza prevederilor legale în domeniul securității și sănătății în muncă din </w:t>
+      </w:r>
+      <w:r>
+        <w:rPr>
+          <w:rFonts w:eastAsia="Arial" w:cs="Arial" w:ascii="Arial" w:hAnsi="Arial"/>
+          <w:bCs/>
+          <w:color w:val="auto"/>
+          <w:sz w:val="20"/>
+          <w:szCs w:val="20"/>
+          <w:lang w:val="ro-RO"/>
+        </w:rPr>
+        <w:t>Legea 319/ 2006 Art. 10, alin. (1), alin. (2), {{cli</w:t>
+      </w:r>
+      <w:r>
+        <w:rPr>
+          <w:rFonts w:eastAsia="Arial" w:cs="Arial" w:ascii="Arial" w:hAnsi="Arial"/>
+          <w:color w:val="auto"/>
+          <w:sz w:val="20"/>
+          <w:szCs w:val="20"/>
+          <w:lang w:val="ro-RO"/>
+        </w:rPr>
+        <w:t>ent.representativeName}} în calitate de {{client.representativeRole}} în cadrul {{client.legalName}}</w:t>
+      </w:r>
+      <w:r>
+        <w:rPr>
+          <w:rFonts w:eastAsia="Arial" w:cs="Arial" w:ascii="Arial" w:hAnsi="Arial"/>
+          <w:color w:val="auto"/>
+          <w:sz w:val="20"/>
+          <w:szCs w:val="20"/>
+          <w:lang w:val="ro-RO"/>
+        </w:rPr>
+        <w:t>, începând cu data de {{issueDate}}</w:t>
+      </w:r>
     </w:p>
     <w:p>
       <w:pPr>
@@ -149,21 +131,17 @@
           <w:szCs w:val="20"/>
         </w:rPr>
       </w:pPr>
-      <w:hyperlink r:id="rId5">
-        <w:r>
-          <w:rPr>
-            <w:rStyle w:val="Hyperlink"/>
-            <w:rFonts w:eastAsia="Arial" w:cs="Arial" w:ascii="Arial" w:hAnsi="Arial"/>
-            <w:b/>
-            <w:color w:val="auto"/>
-            <w:sz w:val="20"/>
-            <w:szCs w:val="20"/>
-            <w:u w:val="none"/>
-            <w:lang w:val="ro-RO"/>
-          </w:rPr>
-          <w:t>DECIDE:</w:t>
-        </w:r>
-      </w:hyperlink>
+      <w:r>
+        <w:rPr>
+          <w:rFonts w:eastAsia="Arial" w:cs="Arial" w:ascii="Arial" w:hAnsi="Arial"/>
+          <w:b/>
+          <w:color w:val="auto"/>
+          <w:sz w:val="20"/>
+          <w:szCs w:val="20"/>
+          <w:lang w:val="ro-RO"/>
+        </w:rPr>
+        <w:t>DECIDE:</w:t>
+      </w:r>
     </w:p>
     <w:p>
       <w:pPr>
@@ -181,32 +159,26 @@
           <w:szCs w:val="20"/>
         </w:rPr>
       </w:pPr>
-      <w:hyperlink r:id="rId6">
-        <w:r>
-          <w:rPr>
-            <w:rStyle w:val="Hyperlink"/>
-            <w:rFonts w:eastAsia="Arial" w:cs="Arial" w:ascii="Arial" w:hAnsi="Arial"/>
-            <w:color w:val="auto"/>
-            <w:sz w:val="20"/>
-            <w:szCs w:val="20"/>
-            <w:u w:val="none"/>
-            <w:lang w:val="ro-RO"/>
-          </w:rPr>
-          <w:t>Aplicarea măsurilor de prim ajutor la personalul angajat al {{client.legalName}}</w:t>
-        </w:r>
-        <w:r>
-          <w:rPr>
-            <w:rStyle w:val="Hyperlink"/>
-            <w:rFonts w:eastAsia="Arial" w:cs="Arial" w:ascii="Arial" w:hAnsi="Arial"/>
-            <w:color w:val="auto"/>
-            <w:sz w:val="20"/>
-            <w:szCs w:val="20"/>
-            <w:u w:val="none"/>
-            <w:lang w:val="ro-RO"/>
-          </w:rPr>
-          <w:t>, se va realiza de către:</w:t>
-        </w:r>
-      </w:hyperlink>
+      <w:r>
+        <w:rPr>
+          <w:rFonts w:eastAsia="Arial" w:cs="Arial" w:ascii="Arial" w:hAnsi="Arial"/>
+          <w:color w:val="auto"/>
+          <w:sz w:val="20"/>
+          <w:szCs w:val="20"/>
+          <w:lang w:val="ro-RO"/>
+        </w:rPr>
+        <w:t>Aplicarea măsurilor de prim ajutor la personalul angajat al {{client.legalName}}</w:t>
+      </w:r>
+      <w:r>
+        <w:rPr>
+          <w:rFonts w:eastAsia="Arial" w:cs="Arial" w:ascii="Arial" w:hAnsi="Arial"/>
+          <w:color w:val="auto"/>
+          <w:sz w:val="20"/>
+          <w:szCs w:val="20"/>
+          <w:lang w:val="ro-RO"/>
+        </w:rPr>
+        <w:t>, se va realiza de către:</w:t>
+      </w:r>
     </w:p>
     <w:p>
       <w:pPr>
@@ -224,20 +196,16 @@
           <w:szCs w:val="20"/>
         </w:rPr>
       </w:pPr>
-      <w:hyperlink r:id="rId7">
-        <w:r>
-          <w:rPr>
-            <w:rStyle w:val="Hyperlink"/>
-            <w:rFonts w:eastAsia="Arial" w:cs="Arial" w:ascii="Arial" w:hAnsi="Arial"/>
-            <w:color w:val="auto"/>
-            <w:sz w:val="20"/>
-            <w:szCs w:val="20"/>
-            <w:u w:val="none"/>
-            <w:lang w:val="ro-RO"/>
-          </w:rPr>
-          <w:t>{{#firstAiders}}</w:t>
-        </w:r>
-      </w:hyperlink>
+      <w:r>
+        <w:rPr>
+          <w:rFonts w:eastAsia="Arial" w:cs="Arial" w:ascii="Arial" w:hAnsi="Arial"/>
+          <w:color w:val="auto"/>
+          <w:sz w:val="20"/>
+          <w:szCs w:val="20"/>
+          <w:lang w:val="ro-RO"/>
+        </w:rPr>
+        <w:t>{{#firstAiders}}</w:t>
+      </w:r>
     </w:p>
     <w:p>
       <w:pPr>
@@ -255,32 +223,26 @@
           <w:szCs w:val="20"/>
         </w:rPr>
       </w:pPr>
-      <w:hyperlink r:id="rId8">
-        <w:r>
-          <w:rPr>
-            <w:rStyle w:val="Hyperlink"/>
-            <w:rFonts w:eastAsia="Arial" w:cs="Arial" w:ascii="Arial" w:hAnsi="Arial"/>
-            <w:color w:val="auto"/>
-            <w:sz w:val="20"/>
-            <w:szCs w:val="20"/>
-            <w:u w:val="none"/>
-            <w:lang w:val="ro-RO"/>
-          </w:rPr>
-          <w:t>{{name}} având funcția de {{jobTitle}} în cadrul {{client.legalName}}</w:t>
-        </w:r>
-        <w:r>
-          <w:rPr>
-            <w:rStyle w:val="Hyperlink"/>
-            <w:rFonts w:eastAsia="Arial" w:cs="Arial" w:ascii="Arial" w:hAnsi="Arial"/>
-            <w:color w:val="auto"/>
-            <w:sz w:val="20"/>
-            <w:szCs w:val="20"/>
-            <w:u w:val="none"/>
-            <w:lang w:val="ro-RO"/>
-          </w:rPr>
-          <w:t xml:space="preserve"> pentru punctele de lucru.</w:t>
-        </w:r>
-      </w:hyperlink>
+      <w:r>
+        <w:rPr>
+          <w:rFonts w:eastAsia="Arial" w:cs="Arial" w:ascii="Arial" w:hAnsi="Arial"/>
+          <w:color w:val="auto"/>
+          <w:sz w:val="20"/>
+          <w:szCs w:val="20"/>
+          <w:lang w:val="ro-RO"/>
+        </w:rPr>
+        <w:t>{{name}} având funcția de {{jobTitle}} în cadrul {{client.legalName}}</w:t>
+      </w:r>
+      <w:r>
+        <w:rPr>
+          <w:rFonts w:eastAsia="Arial" w:cs="Arial" w:ascii="Arial" w:hAnsi="Arial"/>
+          <w:color w:val="auto"/>
+          <w:sz w:val="20"/>
+          <w:szCs w:val="20"/>
+          <w:lang w:val="ro-RO"/>
+        </w:rPr>
+        <w:t xml:space="preserve"> pentru punctele de lucru.</w:t>
+      </w:r>
     </w:p>
     <w:p>
       <w:pPr>
@@ -298,20 +260,16 @@
           <w:szCs w:val="20"/>
         </w:rPr>
       </w:pPr>
-      <w:hyperlink r:id="rId9">
-        <w:r>
-          <w:rPr>
-            <w:rStyle w:val="Hyperlink"/>
-            <w:rFonts w:eastAsia="Arial" w:cs="Arial" w:ascii="Arial" w:hAnsi="Arial"/>
-            <w:color w:val="auto"/>
-            <w:sz w:val="20"/>
-            <w:szCs w:val="20"/>
-            <w:u w:val="none"/>
-            <w:lang w:val="ro-RO"/>
-          </w:rPr>
-          <w:t>{{/firstAiders}}</w:t>
-        </w:r>
-      </w:hyperlink>
+      <w:r>
+        <w:rPr>
+          <w:rFonts w:eastAsia="Arial" w:cs="Arial" w:ascii="Arial" w:hAnsi="Arial"/>
+          <w:color w:val="auto"/>
+          <w:sz w:val="20"/>
+          <w:szCs w:val="20"/>
+          <w:lang w:val="ro-RO"/>
+        </w:rPr>
+        <w:t>{{/firstAiders}}</w:t>
+      </w:r>
     </w:p>
     <w:p>
       <w:pPr>
@@ -329,20 +287,16 @@
           <w:szCs w:val="20"/>
         </w:rPr>
       </w:pPr>
-      <w:hyperlink r:id="rId10">
-        <w:r>
-          <w:rPr>
-            <w:rStyle w:val="Hyperlink"/>
-            <w:rFonts w:eastAsia="Arial" w:cs="Arial" w:ascii="Arial" w:hAnsi="Arial"/>
-            <w:color w:val="auto"/>
-            <w:sz w:val="20"/>
-            <w:szCs w:val="20"/>
-            <w:u w:val="none"/>
-            <w:lang w:val="ro-RO"/>
-          </w:rPr>
-          <w:t>Persoana sau persoanele desemnate prin prezenta decizie vor fi instruite suplimentar cu privire la modul de acordare a primului ajutor.</w:t>
-        </w:r>
-      </w:hyperlink>
+      <w:r>
+        <w:rPr>
+          <w:rFonts w:eastAsia="Arial" w:cs="Arial" w:ascii="Arial" w:hAnsi="Arial"/>
+          <w:color w:val="auto"/>
+          <w:sz w:val="20"/>
+          <w:szCs w:val="20"/>
+          <w:lang w:val="ro-RO"/>
+        </w:rPr>
+        <w:t>Persoana sau persoanele desemnate prin prezenta decizie vor fi instruite suplimentar cu privire la modul de acordare a primului ajutor.</w:t>
+      </w:r>
     </w:p>
     <w:p>
       <w:pPr>
@@ -360,20 +314,16 @@
           <w:szCs w:val="20"/>
         </w:rPr>
       </w:pPr>
-      <w:hyperlink r:id="rId11">
-        <w:r>
-          <w:rPr>
-            <w:rStyle w:val="Hyperlink"/>
-            <w:rFonts w:eastAsia="Arial" w:cs="Arial" w:ascii="Arial" w:hAnsi="Arial"/>
-            <w:color w:val="auto"/>
-            <w:sz w:val="20"/>
-            <w:szCs w:val="20"/>
-            <w:u w:val="none"/>
-            <w:lang w:val="ro-RO"/>
-          </w:rPr>
-          <w:t>Atribuțiile persoanelor responsabile și cu aplicarea măsurilor de prim ajutor vor fi prezentate în fișa postului și vor fi tratate cu maximă seriozitate.</w:t>
-        </w:r>
-      </w:hyperlink>
+      <w:r>
+        <w:rPr>
+          <w:rFonts w:eastAsia="Arial" w:cs="Arial" w:ascii="Arial" w:hAnsi="Arial"/>
+          <w:color w:val="auto"/>
+          <w:sz w:val="20"/>
+          <w:szCs w:val="20"/>
+          <w:lang w:val="ro-RO"/>
+        </w:rPr>
+        <w:t>Atribuțiile persoanelor responsabile și cu aplicarea măsurilor de prim ajutor vor fi prezentate în fișa postului și vor fi tratate cu maximă seriozitate.</w:t>
+      </w:r>
     </w:p>
     <w:p>
       <w:pPr>
@@ -390,21 +340,17 @@
           <w:szCs w:val="20"/>
         </w:rPr>
       </w:pPr>
-      <w:hyperlink r:id="rId12">
-        <w:r>
-          <w:rPr>
-            <w:rStyle w:val="Hyperlink"/>
-            <w:rFonts w:eastAsia="Arial" w:cs="Arial" w:ascii="Arial" w:hAnsi="Arial"/>
-            <w:b/>
-            <w:color w:val="auto"/>
-            <w:sz w:val="20"/>
-            <w:szCs w:val="20"/>
-            <w:u w:val="none"/>
-            <w:lang w:val="ro-RO"/>
-          </w:rPr>
-          <w:t>{{client.legalName}}</w:t>
-        </w:r>
-      </w:hyperlink>
+      <w:r>
+        <w:rPr>
+          <w:rFonts w:eastAsia="Arial" w:cs="Arial" w:ascii="Arial" w:hAnsi="Arial"/>
+          <w:b/>
+          <w:color w:val="auto"/>
+          <w:sz w:val="20"/>
+          <w:szCs w:val="20"/>
+          <w:lang w:val="ro-RO"/>
+        </w:rPr>
+        <w:t>{{client.legalName}}</w:t>
+      </w:r>
     </w:p>
     <w:p>
       <w:pPr>
@@ -420,20 +366,16 @@
           <w:szCs w:val="20"/>
         </w:rPr>
       </w:pPr>
-      <w:hyperlink r:id="rId13">
-        <w:r>
-          <w:rPr>
-            <w:rStyle w:val="Hyperlink"/>
-            <w:rFonts w:eastAsia="Arial" w:cs="Arial" w:ascii="Arial" w:hAnsi="Arial"/>
-            <w:color w:val="auto"/>
-            <w:sz w:val="20"/>
-            <w:szCs w:val="20"/>
-            <w:u w:val="none"/>
-            <w:lang w:val="ro-RO"/>
-          </w:rPr>
-          <w:t>{{client.representativeRole}}</w:t>
-        </w:r>
-      </w:hyperlink>
+      <w:r>
+        <w:rPr>
+          <w:rFonts w:eastAsia="Arial" w:cs="Arial" w:ascii="Arial" w:hAnsi="Arial"/>
+          <w:color w:val="auto"/>
+          <w:sz w:val="20"/>
+          <w:szCs w:val="20"/>
+          <w:lang w:val="ro-RO"/>
+        </w:rPr>
+        <w:t>{{client.representativeRole}}</w:t>
+      </w:r>
     </w:p>
     <w:p>
       <w:pPr>
@@ -450,21 +392,17 @@
           <w:szCs w:val="20"/>
         </w:rPr>
       </w:pPr>
-      <w:hyperlink r:id="rId14">
-        <w:r>
-          <w:rPr>
-            <w:rStyle w:val="Hyperlink"/>
-            <w:rFonts w:eastAsia="Arial" w:cs="Arial" w:ascii="Arial" w:hAnsi="Arial"/>
-            <w:b/>
-            <w:color w:val="auto"/>
-            <w:sz w:val="20"/>
-            <w:szCs w:val="20"/>
-            <w:u w:val="none"/>
-            <w:lang w:val="ro-RO"/>
-          </w:rPr>
-          <w:t>{{client.representativeName}}</w:t>
-        </w:r>
-      </w:hyperlink>
+      <w:r>
+        <w:rPr>
+          <w:rFonts w:eastAsia="Arial" w:cs="Arial" w:ascii="Arial" w:hAnsi="Arial"/>
+          <w:b/>
+          <w:color w:val="auto"/>
+          <w:sz w:val="20"/>
+          <w:szCs w:val="20"/>
+          <w:lang w:val="ro-RO"/>
+        </w:rPr>
+        <w:t>{{client.representativeName}}</w:t>
+      </w:r>
     </w:p>
     <w:p>
       <w:pPr>
@@ -482,21 +420,17 @@
           <w:lang w:val="fr-FR"/>
         </w:rPr>
       </w:pPr>
-      <w:hyperlink r:id="rId15">
-        <w:r>
-          <w:rPr>
-            <w:rStyle w:val="Hyperlink"/>
-            <w:rFonts w:eastAsia="Arial" w:cs="Arial" w:ascii="Arial" w:hAnsi="Arial"/>
-            <w:b/>
-            <w:color w:val="auto"/>
-            <w:sz w:val="20"/>
-            <w:szCs w:val="20"/>
-            <w:u w:val="none"/>
-            <w:lang w:val="ro-RO"/>
-          </w:rPr>
-          <w:t>PROCES VERBAL DE LUARE LA CUNOȘTINȚĂ</w:t>
-        </w:r>
-      </w:hyperlink>
+      <w:r>
+        <w:rPr>
+          <w:rFonts w:eastAsia="Arial" w:cs="Arial" w:ascii="Arial" w:hAnsi="Arial"/>
+          <w:b/>
+          <w:color w:val="auto"/>
+          <w:sz w:val="20"/>
+          <w:szCs w:val="20"/>
+          <w:lang w:val="ro-RO"/>
+        </w:rPr>
+        <w:t>PROCES VERBAL DE LUARE LA CUNOȘTINȚĂ</w:t>
+      </w:r>
     </w:p>
     <w:p>
       <w:pPr>
@@ -514,20 +448,48 @@
           <w:lang w:val="fr-FR"/>
         </w:rPr>
       </w:pPr>
-      <w:hyperlink r:id="rId16">
-        <w:r>
-          <w:rPr>
-            <w:rStyle w:val="Hyperlink"/>
-            <w:rFonts w:eastAsia="Arial" w:cs="Arial" w:ascii="Arial" w:hAnsi="Arial"/>
-            <w:color w:val="auto"/>
-            <w:sz w:val="20"/>
-            <w:szCs w:val="20"/>
-            <w:u w:val="none"/>
-            <w:lang w:val="ro-RO"/>
-          </w:rPr>
-          <w:t>Prin semnătura din tabelul nominal de mai jos, fiecare persoană desemnată confirmă că a luat cunoștință de prezenta decizie și se obligă să respecte întocmai obligațiile, atribuțiile și răspunderile ce reies din decizia Nr. {{decisionNumber}} SSM din {{issueDate}}.</w:t>
-        </w:r>
-      </w:hyperlink>
+      <w:r>
+        <w:rPr>
+          <w:rStyle w:val="tpa1"/>
+          <w:rFonts w:eastAsia="Arial" w:cs="Arial" w:ascii="Arial" w:hAnsi="Arial"/>
+          <w:color w:val="auto"/>
+          <w:sz w:val="20"/>
+          <w:szCs w:val="20"/>
+          <w:lang w:val="ro-RO"/>
+        </w:rPr>
+        <w:t>Prin semnătura din tabelul nominal de mai jos, fiecare persoană des</w:t>
+      </w:r>
+      <w:r>
+        <w:rPr>
+          <w:rFonts w:eastAsia="Arial" w:cs="Arial" w:ascii="Arial" w:hAnsi="Arial"/>
+          <w:color w:val="auto"/>
+          <w:sz w:val="20"/>
+          <w:szCs w:val="20"/>
+          <w:lang w:val="ro-RO"/>
+        </w:rPr>
+        <w:t>e</w:t>
+      </w:r>
+      <w:r>
+        <w:rPr>
+          <w:rStyle w:val="tpa1"/>
+          <w:rFonts w:eastAsia="Arial" w:cs="Arial" w:ascii="Arial" w:hAnsi="Arial"/>
+          <w:color w:val="auto"/>
+          <w:sz w:val="20"/>
+          <w:szCs w:val="20"/>
+          <w:lang w:val="ro-RO"/>
+        </w:rPr>
+        <w:t xml:space="preserve">mnată confirmă că a luat cunoștință de prezenta decizie și se obligă să respecte întocmai obligațiile, atribuțiile și răspunderile ce reies din decizia Nr. {{decisionNumber}} SSM din </w:t>
+      </w:r>
+      <w:r>
+        <w:rPr>
+          <w:rFonts w:eastAsia="Arial" w:cs="Arial" w:ascii="Arial" w:hAnsi="Arial"/>
+          <w:color w:val="auto"/>
+          <w:sz w:val="20"/>
+          <w:szCs w:val="20"/>
+          <w:lang w:val="ro-RO"/>
+        </w:rPr>
+        <w:t>{{issueDate}}.</w:t>
+      </w:r>
     </w:p>
     <w:tbl>
       <w:tblPr>
@@ -580,21 +542,17 @@
                 <w:szCs w:val="20"/>
               </w:rPr>
             </w:pPr>
-            <w:hyperlink r:id="rId17">
-              <w:r>
-                <w:rPr>
-                  <w:rStyle w:val="Hyperlink"/>
-                  <w:rFonts w:eastAsia="Arial" w:cs="Arial" w:ascii="Arial" w:hAnsi="Arial"/>
-                  <w:b/>
-                  <w:color w:val="auto"/>
-                  <w:sz w:val="20"/>
-                  <w:szCs w:val="20"/>
-                  <w:u w:val="none"/>
-                  <w:lang w:val="ro-RO"/>
-                </w:rPr>
-                <w:t>Nr. crt.</w:t>
-              </w:r>
-            </w:hyperlink>
+            <w:r>
+              <w:rPr>
+                <w:rFonts w:eastAsia="Arial" w:cs="Arial" w:ascii="Arial" w:hAnsi="Arial"/>
+                <w:b/>
+                <w:color w:val="auto"/>
+                <w:sz w:val="20"/>
+                <w:szCs w:val="20"/>
+                <w:lang w:val="ro-RO"/>
+              </w:rPr>
+              <w:t>Nr. crt.</w:t>
+            </w:r>
           </w:p>
         </w:tc>
         <w:tc>
@@ -622,21 +580,17 @@
                 <w:szCs w:val="20"/>
               </w:rPr>
             </w:pPr>
-            <w:hyperlink r:id="rId18">
-              <w:r>
-                <w:rPr>
-                  <w:rStyle w:val="Hyperlink"/>
-                  <w:rFonts w:eastAsia="Arial" w:cs="Arial" w:ascii="Arial" w:hAnsi="Arial"/>
-                  <w:b/>
-                  <w:color w:val="auto"/>
-                  <w:sz w:val="20"/>
-                  <w:szCs w:val="20"/>
-                  <w:u w:val="none"/>
-                  <w:lang w:val="ro-RO"/>
-                </w:rPr>
-                <w:t>Numele și prenumele</w:t>
-              </w:r>
-            </w:hyperlink>
+            <w:r>
+              <w:rPr>
+                <w:rFonts w:eastAsia="Arial" w:cs="Arial" w:ascii="Arial" w:hAnsi="Arial"/>
+                <w:b/>
+                <w:color w:val="auto"/>
+                <w:sz w:val="20"/>
+                <w:szCs w:val="20"/>
+                <w:lang w:val="ro-RO"/>
+              </w:rPr>
+              <w:t>Numele și prenumele</w:t>
+            </w:r>
           </w:p>
         </w:tc>
         <w:tc>
@@ -664,21 +618,17 @@
                 <w:szCs w:val="20"/>
               </w:rPr>
             </w:pPr>
-            <w:hyperlink r:id="rId19">
-              <w:r>
-                <w:rPr>
-                  <w:rStyle w:val="Hyperlink"/>
-                  <w:rFonts w:eastAsia="Arial" w:cs="Arial" w:ascii="Arial" w:hAnsi="Arial"/>
-                  <w:b/>
-                  <w:color w:val="auto"/>
-                  <w:sz w:val="20"/>
-                  <w:szCs w:val="20"/>
-                  <w:u w:val="none"/>
-                  <w:lang w:val="ro-RO"/>
-                </w:rPr>
-                <w:t>Funcția</w:t>
-              </w:r>
-            </w:hyperlink>
+            <w:r>
+              <w:rPr>
+                <w:rFonts w:eastAsia="Arial" w:cs="Arial" w:ascii="Arial" w:hAnsi="Arial"/>
+                <w:b/>
+                <w:color w:val="auto"/>
+                <w:sz w:val="20"/>
+                <w:szCs w:val="20"/>
+                <w:lang w:val="ro-RO"/>
+              </w:rPr>
+              <w:t>Funcția</w:t>
+            </w:r>
           </w:p>
         </w:tc>
         <w:tc>
@@ -706,21 +656,17 @@
                 <w:szCs w:val="20"/>
               </w:rPr>
             </w:pPr>
-            <w:hyperlink r:id="rId20">
-              <w:r>
-                <w:rPr>
-                  <w:rStyle w:val="Hyperlink"/>
-                  <w:rFonts w:eastAsia="Arial" w:cs="Arial" w:ascii="Arial" w:hAnsi="Arial"/>
-                  <w:b/>
-                  <w:color w:val="auto"/>
-                  <w:sz w:val="20"/>
-                  <w:szCs w:val="20"/>
-                  <w:u w:val="none"/>
-                  <w:lang w:val="ro-RO"/>
-                </w:rPr>
-                <w:t>Data primirii</w:t>
-              </w:r>
-            </w:hyperlink>
+            <w:r>
+              <w:rPr>
+                <w:rFonts w:eastAsia="Arial" w:cs="Arial" w:ascii="Arial" w:hAnsi="Arial"/>
+                <w:b/>
+                <w:color w:val="auto"/>
+                <w:sz w:val="20"/>
+                <w:szCs w:val="20"/>
+                <w:lang w:val="ro-RO"/>
+              </w:rPr>
+              <w:t>Data primirii</w:t>
+            </w:r>
           </w:p>
         </w:tc>
         <w:tc>
@@ -748,21 +694,17 @@
                 <w:szCs w:val="20"/>
               </w:rPr>
             </w:pPr>
-            <w:hyperlink r:id="rId21">
-              <w:r>
-                <w:rPr>
-                  <w:rStyle w:val="Hyperlink"/>
-                  <w:rFonts w:eastAsia="Arial" w:cs="Arial" w:ascii="Arial" w:hAnsi="Arial"/>
-                  <w:b/>
-                  <w:color w:val="auto"/>
-                  <w:sz w:val="20"/>
-                  <w:szCs w:val="20"/>
-                  <w:u w:val="none"/>
-                  <w:lang w:val="ro-RO"/>
-                </w:rPr>
-                <w:t>Semnătura de primire</w:t>
-              </w:r>
-            </w:hyperlink>
+            <w:r>
+              <w:rPr>
+                <w:rFonts w:eastAsia="Arial" w:cs="Arial" w:ascii="Arial" w:hAnsi="Arial"/>
+                <w:b/>
+                <w:color w:val="auto"/>
+                <w:sz w:val="20"/>
+                <w:szCs w:val="20"/>
+                <w:lang w:val="ro-RO"/>
+              </w:rPr>
+              <w:t>Semnătura de primire</w:t>
+            </w:r>
           </w:p>
         </w:tc>
       </w:tr>
@@ -797,24 +739,20 @@
               <w:rPr>
                 <w:rFonts w:ascii="Arial" w:hAnsi="Arial" w:cs="Arial"/>
                 <w:b/>
+                <w:sz w:val="20"/>
+                <w:szCs w:val="20"/>
+              </w:rPr>
+            </w:pPr>
+            <w:r>
+              <w:rPr>
+                <w:rFonts w:eastAsia="Arial" w:cs="Arial" w:ascii="Arial" w:hAnsi="Arial"/>
+                <w:b/>
                 <w:color w:val="auto"/>
                 <w:sz w:val="20"/>
                 <w:szCs w:val="20"/>
                 <w:lang w:val="ro-RO"/>
               </w:rPr>
-            </w:pPr>
-            <w:hyperlink r:id="rId22">
-              <w:r>
-                <w:rPr>
-                  <w:rFonts w:eastAsia="Arial" w:cs="Arial" w:ascii="Arial" w:hAnsi="Arial"/>
-                  <w:b/>
-                  <w:color w:val="auto"/>
-                  <w:sz w:val="20"/>
-                  <w:szCs w:val="20"/>
-                  <w:lang w:val="ro-RO"/>
-                </w:rPr>
-              </w:r>
-            </w:hyperlink>
+            </w:r>
           </w:p>
         </w:tc>
         <w:tc>
@@ -839,20 +777,16 @@
                 <w:szCs w:val="20"/>
               </w:rPr>
             </w:pPr>
-            <w:hyperlink r:id="rId23">
-              <w:r>
-                <w:rPr>
-                  <w:rStyle w:val="Hyperlink"/>
-                  <w:rFonts w:eastAsia="Arial" w:cs="Arial" w:ascii="Arial" w:hAnsi="Arial"/>
-                  <w:color w:val="auto"/>
-                  <w:sz w:val="20"/>
-                  <w:szCs w:val="20"/>
-                  <w:u w:val="none"/>
-                  <w:lang w:val="ro-RO"/>
-                </w:rPr>
-                <w:t>{{#firstAiders}}{{name}}</w:t>
-              </w:r>
-            </w:hyperlink>
+            <w:r>
+              <w:rPr>
+                <w:rFonts w:eastAsia="Arial" w:cs="Arial" w:ascii="Arial" w:hAnsi="Arial"/>
+                <w:color w:val="auto"/>
+                <w:sz w:val="20"/>
+                <w:szCs w:val="20"/>
+                <w:lang w:val="ro-RO"/>
+              </w:rPr>
+              <w:t>{{#firstAiders}}{{name}}</w:t>
+            </w:r>
           </w:p>
         </w:tc>
         <w:tc>
@@ -878,20 +812,16 @@
                 <w:szCs w:val="20"/>
               </w:rPr>
             </w:pPr>
-            <w:hyperlink r:id="rId24">
-              <w:r>
-                <w:rPr>
-                  <w:rStyle w:val="Hyperlink"/>
-                  <w:rFonts w:eastAsia="Arial" w:cs="Arial" w:ascii="Arial" w:hAnsi="Arial"/>
-                  <w:color w:val="auto"/>
-                  <w:sz w:val="20"/>
-                  <w:szCs w:val="20"/>
-                  <w:u w:val="none"/>
-                  <w:lang w:val="ro-RO"/>
-                </w:rPr>
-                <w:t>{{jobTitle}}</w:t>
-              </w:r>
-            </w:hyperlink>
+            <w:r>
+              <w:rPr>
+                <w:rFonts w:eastAsia="Arial" w:cs="Arial" w:ascii="Arial" w:hAnsi="Arial"/>
+                <w:color w:val="auto"/>
+                <w:sz w:val="20"/>
+                <w:szCs w:val="20"/>
+                <w:lang w:val="ro-RO"/>
+              </w:rPr>
+              <w:t>{{jobTitle}}</w:t>
+            </w:r>
           </w:p>
         </w:tc>
         <w:tc>
@@ -917,20 +847,16 @@
                 <w:szCs w:val="20"/>
               </w:rPr>
             </w:pPr>
-            <w:hyperlink r:id="rId25">
-              <w:r>
-                <w:rPr>
-                  <w:rStyle w:val="Hyperlink"/>
-                  <w:rFonts w:eastAsia="Arial" w:cs="Arial" w:ascii="Arial" w:hAnsi="Arial"/>
-                  <w:color w:val="auto"/>
-                  <w:sz w:val="20"/>
-                  <w:szCs w:val="20"/>
-                  <w:u w:val="none"/>
-                  <w:lang w:val="ro-RO"/>
-                </w:rPr>
-                <w:t>{{issueDate}}{{/firstAiders}}</w:t>
-              </w:r>
-            </w:hyperlink>
+            <w:r>
+              <w:rPr>
+                <w:rFonts w:eastAsia="Arial" w:cs="Arial" w:ascii="Arial" w:hAnsi="Arial"/>
+                <w:color w:val="auto"/>
+                <w:sz w:val="20"/>
+                <w:szCs w:val="20"/>
+                <w:lang w:val="ro-RO"/>
+              </w:rPr>
+              <w:t>{{issueDate}}{{/firstAiders}}</w:t>
+            </w:r>
           </w:p>
         </w:tc>
         <w:tc>
@@ -951,23 +877,19 @@
               <w:spacing w:before="0" w:after="0"/>
               <w:rPr>
                 <w:rFonts w:ascii="Arial" w:hAnsi="Arial" w:cs="Arial"/>
+                <w:sz w:val="20"/>
+                <w:szCs w:val="20"/>
+              </w:rPr>
+            </w:pPr>
+            <w:r>
+              <w:rPr>
+                <w:rFonts w:eastAsia="Arial" w:cs="Arial" w:ascii="Arial" w:hAnsi="Arial"/>
                 <w:color w:val="auto"/>
                 <w:sz w:val="20"/>
                 <w:szCs w:val="20"/>
                 <w:lang w:val="ro-RO"/>
               </w:rPr>
-            </w:pPr>
-            <w:hyperlink r:id="rId26">
-              <w:r>
-                <w:rPr>
-                  <w:rFonts w:eastAsia="Arial" w:cs="Arial" w:ascii="Arial" w:hAnsi="Arial"/>
-                  <w:color w:val="auto"/>
-                  <w:sz w:val="20"/>
-                  <w:szCs w:val="20"/>
-                  <w:lang w:val="ro-RO"/>
-                </w:rPr>
-              </w:r>
-            </w:hyperlink>
+            </w:r>
           </w:p>
         </w:tc>
       </w:tr>
@@ -1001,24 +923,20 @@
               <w:rPr>
                 <w:rFonts w:ascii="Arial" w:hAnsi="Arial" w:cs="Arial"/>
                 <w:b/>
+                <w:sz w:val="20"/>
+                <w:szCs w:val="20"/>
+              </w:rPr>
+            </w:pPr>
+            <w:r>
+              <w:rPr>
+                <w:rFonts w:eastAsia="Arial" w:cs="Arial" w:ascii="Arial" w:hAnsi="Arial"/>
+                <w:b/>
                 <w:color w:val="auto"/>
                 <w:sz w:val="20"/>
                 <w:szCs w:val="20"/>
                 <w:lang w:val="ro-RO"/>
               </w:rPr>
-            </w:pPr>
-            <w:hyperlink r:id="rId27">
-              <w:r>
-                <w:rPr>
-                  <w:rFonts w:eastAsia="Arial" w:cs="Arial" w:ascii="Arial" w:hAnsi="Arial"/>
-                  <w:b/>
-                  <w:color w:val="auto"/>
-                  <w:sz w:val="20"/>
-                  <w:szCs w:val="20"/>
-                  <w:lang w:val="ro-RO"/>
-                </w:rPr>
-              </w:r>
-            </w:hyperlink>
+            </w:r>
           </w:p>
         </w:tc>
         <w:tc>
@@ -1040,23 +958,19 @@
               <w:spacing w:before="0" w:after="0"/>
               <w:rPr>
                 <w:rFonts w:ascii="Arial" w:hAnsi="Arial" w:cs="Arial"/>
+                <w:sz w:val="20"/>
+                <w:szCs w:val="20"/>
+              </w:rPr>
+            </w:pPr>
+            <w:r>
+              <w:rPr>
+                <w:rFonts w:eastAsia="Arial" w:cs="Arial" w:ascii="Arial" w:hAnsi="Arial"/>
                 <w:color w:val="auto"/>
                 <w:sz w:val="20"/>
                 <w:szCs w:val="20"/>
                 <w:lang w:val="ro-RO"/>
               </w:rPr>
-            </w:pPr>
-            <w:hyperlink r:id="rId28">
-              <w:r>
-                <w:rPr>
-                  <w:rFonts w:eastAsia="Arial" w:cs="Arial" w:ascii="Arial" w:hAnsi="Arial"/>
-                  <w:color w:val="auto"/>
-                  <w:sz w:val="20"/>
-                  <w:szCs w:val="20"/>
-                  <w:lang w:val="ro-RO"/>
-                </w:rPr>
-              </w:r>
-            </w:hyperlink>
+            </w:r>
           </w:p>
         </w:tc>
         <w:tc>
@@ -1079,23 +993,19 @@
               <w:jc w:val="center"/>
               <w:rPr>
                 <w:rFonts w:ascii="Arial" w:hAnsi="Arial" w:cs="Arial"/>
+                <w:sz w:val="20"/>
+                <w:szCs w:val="20"/>
+              </w:rPr>
+            </w:pPr>
+            <w:r>
+              <w:rPr>
+                <w:rFonts w:eastAsia="Arial" w:cs="Arial" w:ascii="Arial" w:hAnsi="Arial"/>
                 <w:color w:val="auto"/>
                 <w:sz w:val="20"/>
                 <w:szCs w:val="20"/>
                 <w:lang w:val="ro-RO"/>
               </w:rPr>
-            </w:pPr>
-            <w:hyperlink r:id="rId29">
-              <w:r>
-                <w:rPr>
-                  <w:rFonts w:eastAsia="Arial" w:cs="Arial" w:ascii="Arial" w:hAnsi="Arial"/>
-                  <w:color w:val="auto"/>
-                  <w:sz w:val="20"/>
-                  <w:szCs w:val="20"/>
-                  <w:lang w:val="ro-RO"/>
-                </w:rPr>
-              </w:r>
-            </w:hyperlink>
+            </w:r>
           </w:p>
         </w:tc>
         <w:tc>
@@ -1118,23 +1028,19 @@
               <w:jc w:val="center"/>
               <w:rPr>
                 <w:rFonts w:ascii="Arial" w:hAnsi="Arial" w:cs="Arial"/>
+                <w:sz w:val="20"/>
+                <w:szCs w:val="20"/>
+              </w:rPr>
+            </w:pPr>
+            <w:r>
+              <w:rPr>
+                <w:rFonts w:eastAsia="Arial" w:cs="Arial" w:ascii="Arial" w:hAnsi="Arial"/>
                 <w:color w:val="auto"/>
                 <w:sz w:val="20"/>
                 <w:szCs w:val="20"/>
                 <w:lang w:val="ro-RO"/>
               </w:rPr>
-            </w:pPr>
-            <w:hyperlink r:id="rId30">
-              <w:r>
-                <w:rPr>
-                  <w:rFonts w:eastAsia="Arial" w:cs="Arial" w:ascii="Arial" w:hAnsi="Arial"/>
-                  <w:color w:val="auto"/>
-                  <w:sz w:val="20"/>
-                  <w:szCs w:val="20"/>
-                  <w:lang w:val="ro-RO"/>
-                </w:rPr>
-              </w:r>
-            </w:hyperlink>
+            </w:r>
           </w:p>
         </w:tc>
         <w:tc>
@@ -1155,23 +1061,19 @@
               <w:spacing w:before="0" w:after="0"/>
               <w:rPr>
                 <w:rFonts w:ascii="Arial" w:hAnsi="Arial" w:cs="Arial"/>
+                <w:sz w:val="20"/>
+                <w:szCs w:val="20"/>
+              </w:rPr>
+            </w:pPr>
+            <w:r>
+              <w:rPr>
+                <w:rFonts w:eastAsia="Arial" w:cs="Arial" w:ascii="Arial" w:hAnsi="Arial"/>
                 <w:color w:val="auto"/>
                 <w:sz w:val="20"/>
                 <w:szCs w:val="20"/>
                 <w:lang w:val="ro-RO"/>
               </w:rPr>
-            </w:pPr>
-            <w:hyperlink r:id="rId31">
-              <w:r>
-                <w:rPr>
-                  <w:rFonts w:eastAsia="Arial" w:cs="Arial" w:ascii="Arial" w:hAnsi="Arial"/>
-                  <w:color w:val="auto"/>
-                  <w:sz w:val="20"/>
-                  <w:szCs w:val="20"/>
-                  <w:lang w:val="ro-RO"/>
-                </w:rPr>
-              </w:r>
-            </w:hyperlink>
+            </w:r>
           </w:p>
         </w:tc>
       </w:tr>
@@ -1191,21 +1093,17 @@
           <w:szCs w:val="20"/>
         </w:rPr>
       </w:pPr>
-      <w:hyperlink r:id="rId32">
-        <w:r>
-          <w:rPr>
-            <w:rStyle w:val="Hyperlink"/>
-            <w:rFonts w:eastAsia="Arial" w:cs="Arial" w:ascii="Arial" w:hAnsi="Arial"/>
-            <w:b/>
-            <w:color w:val="auto"/>
-            <w:sz w:val="20"/>
-            <w:szCs w:val="20"/>
-            <w:u w:val="none"/>
-            <w:lang w:val="ro-RO"/>
-          </w:rPr>
-          <w:t>PROCES VERBAL</w:t>
-        </w:r>
-      </w:hyperlink>
+      <w:r>
+        <w:rPr>
+          <w:rFonts w:eastAsia="Arial" w:cs="Arial" w:ascii="Arial" w:hAnsi="Arial"/>
+          <w:b/>
+          <w:color w:val="auto"/>
+          <w:sz w:val="20"/>
+          <w:szCs w:val="20"/>
+          <w:lang w:val="ro-RO"/>
+        </w:rPr>
+        <w:t>PROCES VERBAL</w:t>
+      </w:r>
     </w:p>
     <w:p>
       <w:pPr>
@@ -1222,21 +1120,17 @@
           <w:szCs w:val="20"/>
         </w:rPr>
       </w:pPr>
-      <w:hyperlink r:id="rId33">
-        <w:r>
-          <w:rPr>
-            <w:rStyle w:val="Hyperlink"/>
-            <w:rFonts w:eastAsia="Arial" w:cs="Arial" w:ascii="Arial" w:hAnsi="Arial"/>
-            <w:bCs/>
-            <w:color w:val="auto"/>
-            <w:sz w:val="20"/>
-            <w:szCs w:val="20"/>
-            <w:u w:val="none"/>
-            <w:lang w:val="ro-RO"/>
-          </w:rPr>
-          <w:t>Încheiat azi {{issueDate}}, în cadrul {{client.legalName}} cu ocazia instruirii suplimentare a următoarelor persoane:</w:t>
-        </w:r>
-      </w:hyperlink>
+      <w:r>
+        <w:rPr>
+          <w:rFonts w:eastAsia="Arial" w:cs="Arial" w:ascii="Arial" w:hAnsi="Arial"/>
+          <w:bCs/>
+          <w:color w:val="auto"/>
+          <w:sz w:val="20"/>
+          <w:szCs w:val="20"/>
+          <w:lang w:val="ro-RO"/>
+        </w:rPr>
+        <w:t>Încheiat azi {{issueDate}}, în cadrul {{client.legalName}} cu ocazia instruirii suplimentare a următoarelor persoane:</w:t>
+      </w:r>
     </w:p>
     <w:p>
       <w:pPr>
@@ -1257,21 +1151,17 @@
           <w:szCs w:val="20"/>
         </w:rPr>
       </w:pPr>
-      <w:hyperlink r:id="rId34">
-        <w:r>
-          <w:rPr>
-            <w:rStyle w:val="Hyperlink"/>
-            <w:rFonts w:eastAsia="Arial" w:cs="Arial" w:ascii="Arial" w:hAnsi="Arial"/>
-            <w:bCs/>
-            <w:color w:val="auto"/>
-            <w:sz w:val="20"/>
-            <w:szCs w:val="20"/>
-            <w:u w:val="none"/>
-            <w:lang w:val="ro-RO"/>
-          </w:rPr>
-          <w:t>{{firstAiderNames}}, desemnate să acorde primul ajutor și să aplice măsurile de prevenire și stingere a incendiilor. Instruirea suplimentară a fost efectuată de către conducătorul serviciului extern {{provider.legalName}} – {{provider.representativeName}}.</w:t>
-        </w:r>
-      </w:hyperlink>
+      <w:r>
+        <w:rPr>
+          <w:rFonts w:eastAsia="Arial" w:cs="Arial" w:ascii="Arial" w:hAnsi="Arial"/>
+          <w:bCs/>
+          <w:color w:val="auto"/>
+          <w:sz w:val="20"/>
+          <w:szCs w:val="20"/>
+          <w:lang w:val="ro-RO"/>
+        </w:rPr>
+        <w:t>{{firstAiderNames}}, desemnate să acorde primul ajutor și să aplice măsurile de prevenire și stingere a incendiilor. Instruirea suplimentară a fost efectuată de către conducătorul serviciului extern {{provider.legalName}} – {{provider.representativeName}}.</w:t>
+      </w:r>
     </w:p>
     <w:tbl>
       <w:tblPr>
@@ -1324,21 +1214,17 @@
                 <w:szCs w:val="20"/>
               </w:rPr>
             </w:pPr>
-            <w:hyperlink r:id="rId35">
-              <w:r>
-                <w:rPr>
-                  <w:rStyle w:val="Hyperlink"/>
-                  <w:rFonts w:eastAsia="Arial" w:cs="Arial" w:ascii="Arial" w:hAnsi="Arial"/>
-                  <w:b/>
-                  <w:color w:val="auto"/>
-                  <w:sz w:val="20"/>
-                  <w:szCs w:val="20"/>
-                  <w:u w:val="none"/>
-                  <w:lang w:val="ro-RO"/>
-                </w:rPr>
-                <w:t>Nr. crt.</w:t>
-              </w:r>
-            </w:hyperlink>
+            <w:r>
+              <w:rPr>
+                <w:rFonts w:eastAsia="Arial" w:cs="Arial" w:ascii="Arial" w:hAnsi="Arial"/>
+                <w:b/>
+                <w:color w:val="auto"/>
+                <w:sz w:val="20"/>
+                <w:szCs w:val="20"/>
+                <w:lang w:val="ro-RO"/>
+              </w:rPr>
+              <w:t>Nr. crt.</w:t>
+            </w:r>
           </w:p>
         </w:tc>
         <w:tc>
@@ -1366,21 +1252,17 @@
                 <w:szCs w:val="20"/>
               </w:rPr>
             </w:pPr>
-            <w:hyperlink r:id="rId36">
-              <w:r>
-                <w:rPr>
-                  <w:rStyle w:val="Hyperlink"/>
-                  <w:rFonts w:eastAsia="Arial" w:cs="Arial" w:ascii="Arial" w:hAnsi="Arial"/>
-                  <w:b/>
-                  <w:color w:val="auto"/>
-                  <w:sz w:val="20"/>
-                  <w:szCs w:val="20"/>
-                  <w:u w:val="none"/>
-                  <w:lang w:val="ro-RO"/>
-                </w:rPr>
-                <w:t>Numele și prenumele</w:t>
-              </w:r>
-            </w:hyperlink>
+            <w:r>
+              <w:rPr>
+                <w:rFonts w:eastAsia="Arial" w:cs="Arial" w:ascii="Arial" w:hAnsi="Arial"/>
+                <w:b/>
+                <w:color w:val="auto"/>
+                <w:sz w:val="20"/>
+                <w:szCs w:val="20"/>
+                <w:lang w:val="ro-RO"/>
+              </w:rPr>
+              <w:t>Numele și prenumele</w:t>
+            </w:r>
           </w:p>
         </w:tc>
         <w:tc>
@@ -1408,21 +1290,17 @@
                 <w:szCs w:val="20"/>
               </w:rPr>
             </w:pPr>
-            <w:hyperlink r:id="rId37">
-              <w:r>
-                <w:rPr>
-                  <w:rStyle w:val="Hyperlink"/>
-                  <w:rFonts w:eastAsia="Arial" w:cs="Arial" w:ascii="Arial" w:hAnsi="Arial"/>
-                  <w:b/>
-                  <w:color w:val="auto"/>
-                  <w:sz w:val="20"/>
-                  <w:szCs w:val="20"/>
-                  <w:u w:val="none"/>
-                  <w:lang w:val="ro-RO"/>
-                </w:rPr>
-                <w:t>Funcția</w:t>
-              </w:r>
-            </w:hyperlink>
+            <w:r>
+              <w:rPr>
+                <w:rFonts w:eastAsia="Arial" w:cs="Arial" w:ascii="Arial" w:hAnsi="Arial"/>
+                <w:b/>
+                <w:color w:val="auto"/>
+                <w:sz w:val="20"/>
+                <w:szCs w:val="20"/>
+                <w:lang w:val="ro-RO"/>
+              </w:rPr>
+              <w:t>Funcția</w:t>
+            </w:r>
           </w:p>
         </w:tc>
         <w:tc>
@@ -1450,21 +1328,17 @@
                 <w:szCs w:val="20"/>
               </w:rPr>
             </w:pPr>
-            <w:hyperlink r:id="rId38">
-              <w:r>
-                <w:rPr>
-                  <w:rStyle w:val="Hyperlink"/>
-                  <w:rFonts w:eastAsia="Arial" w:cs="Arial" w:ascii="Arial" w:hAnsi="Arial"/>
-                  <w:b/>
-                  <w:color w:val="auto"/>
-                  <w:sz w:val="20"/>
-                  <w:szCs w:val="20"/>
-                  <w:u w:val="none"/>
-                  <w:lang w:val="ro-RO"/>
-                </w:rPr>
-                <w:t>Data primirii</w:t>
-              </w:r>
-            </w:hyperlink>
+            <w:r>
+              <w:rPr>
+                <w:rFonts w:eastAsia="Arial" w:cs="Arial" w:ascii="Arial" w:hAnsi="Arial"/>
+                <w:b/>
+                <w:color w:val="auto"/>
+                <w:sz w:val="20"/>
+                <w:szCs w:val="20"/>
+                <w:lang w:val="ro-RO"/>
+              </w:rPr>
+              <w:t>Data primirii</w:t>
+            </w:r>
           </w:p>
         </w:tc>
         <w:tc>
@@ -1492,21 +1366,17 @@
                 <w:szCs w:val="20"/>
               </w:rPr>
             </w:pPr>
-            <w:hyperlink r:id="rId39">
-              <w:r>
-                <w:rPr>
-                  <w:rStyle w:val="Hyperlink"/>
-                  <w:rFonts w:eastAsia="Arial" w:cs="Arial" w:ascii="Arial" w:hAnsi="Arial"/>
-                  <w:b/>
-                  <w:color w:val="auto"/>
-                  <w:sz w:val="20"/>
-                  <w:szCs w:val="20"/>
-                  <w:u w:val="none"/>
-                  <w:lang w:val="ro-RO"/>
-                </w:rPr>
-                <w:t>Semnătura de primire</w:t>
-              </w:r>
-            </w:hyperlink>
+            <w:r>
+              <w:rPr>
+                <w:rFonts w:eastAsia="Arial" w:cs="Arial" w:ascii="Arial" w:hAnsi="Arial"/>
+                <w:b/>
+                <w:color w:val="auto"/>
+                <w:sz w:val="20"/>
+                <w:szCs w:val="20"/>
+                <w:lang w:val="ro-RO"/>
+              </w:rPr>
+              <w:t>Semnătura de primire</w:t>
+            </w:r>
           </w:p>
         </w:tc>
       </w:tr>
@@ -1541,24 +1411,20 @@
               <w:rPr>
                 <w:rFonts w:ascii="Arial" w:hAnsi="Arial" w:cs="Arial"/>
                 <w:b/>
+                <w:sz w:val="20"/>
+                <w:szCs w:val="20"/>
+              </w:rPr>
+            </w:pPr>
+            <w:r>
+              <w:rPr>
+                <w:rFonts w:eastAsia="Arial" w:cs="Arial" w:ascii="Arial" w:hAnsi="Arial"/>
+                <w:b/>
                 <w:color w:val="auto"/>
                 <w:sz w:val="20"/>
                 <w:szCs w:val="20"/>
                 <w:lang w:val="ro-RO"/>
               </w:rPr>
-            </w:pPr>
-            <w:hyperlink r:id="rId40">
-              <w:r>
-                <w:rPr>
-                  <w:rFonts w:eastAsia="Arial" w:cs="Arial" w:ascii="Arial" w:hAnsi="Arial"/>
-                  <w:b/>
-                  <w:color w:val="auto"/>
-                  <w:sz w:val="20"/>
-                  <w:szCs w:val="20"/>
-                  <w:lang w:val="ro-RO"/>
-                </w:rPr>
-              </w:r>
-            </w:hyperlink>
+            </w:r>
           </w:p>
         </w:tc>
         <w:tc>
@@ -1583,20 +1449,16 @@
                 <w:szCs w:val="20"/>
               </w:rPr>
             </w:pPr>
-            <w:hyperlink r:id="rId41">
-              <w:r>
-                <w:rPr>
-                  <w:rStyle w:val="Hyperlink"/>
-                  <w:rFonts w:eastAsia="Arial" w:cs="Arial" w:ascii="Arial" w:hAnsi="Arial"/>
-                  <w:color w:val="auto"/>
-                  <w:sz w:val="20"/>
-                  <w:szCs w:val="20"/>
-                  <w:u w:val="none"/>
-                  <w:lang w:val="ro-RO"/>
-                </w:rPr>
-                <w:t>{{#firstAiders}}{{name}}</w:t>
-              </w:r>
-            </w:hyperlink>
+            <w:r>
+              <w:rPr>
+                <w:rFonts w:eastAsia="Arial" w:cs="Arial" w:ascii="Arial" w:hAnsi="Arial"/>
+                <w:color w:val="auto"/>
+                <w:sz w:val="20"/>
+                <w:szCs w:val="20"/>
+                <w:lang w:val="ro-RO"/>
+              </w:rPr>
+              <w:t>{{#firstAiders}}{{name}}</w:t>
+            </w:r>
           </w:p>
         </w:tc>
         <w:tc>
@@ -1622,20 +1484,16 @@
                 <w:szCs w:val="20"/>
               </w:rPr>
             </w:pPr>
-            <w:hyperlink r:id="rId42">
-              <w:r>
-                <w:rPr>
-                  <w:rStyle w:val="Hyperlink"/>
-                  <w:rFonts w:eastAsia="Arial" w:cs="Arial" w:ascii="Arial" w:hAnsi="Arial"/>
-                  <w:color w:val="auto"/>
-                  <w:sz w:val="20"/>
-                  <w:szCs w:val="20"/>
-                  <w:u w:val="none"/>
-                  <w:lang w:val="ro-RO"/>
-                </w:rPr>
-                <w:t>{{jobTitle}}</w:t>
-              </w:r>
-            </w:hyperlink>
+            <w:r>
+              <w:rPr>
+                <w:rFonts w:eastAsia="Arial" w:cs="Arial" w:ascii="Arial" w:hAnsi="Arial"/>
+                <w:color w:val="auto"/>
+                <w:sz w:val="20"/>
+                <w:szCs w:val="20"/>
+                <w:lang w:val="ro-RO"/>
+              </w:rPr>
+              <w:t>{{jobTitle}}</w:t>
+            </w:r>
           </w:p>
         </w:tc>
         <w:tc>
@@ -1661,20 +1519,16 @@
                 <w:szCs w:val="20"/>
               </w:rPr>
             </w:pPr>
-            <w:hyperlink r:id="rId43">
-              <w:r>
-                <w:rPr>
-                  <w:rStyle w:val="Hyperlink"/>
-                  <w:rFonts w:eastAsia="Arial" w:cs="Arial" w:ascii="Arial" w:hAnsi="Arial"/>
-                  <w:color w:val="auto"/>
-                  <w:sz w:val="20"/>
-                  <w:szCs w:val="20"/>
-                  <w:u w:val="none"/>
-                  <w:lang w:val="ro-RO"/>
-                </w:rPr>
-                <w:t>{{issueDate}}{{/firstAiders}}</w:t>
-              </w:r>
-            </w:hyperlink>
+            <w:r>
+              <w:rPr>
+                <w:rFonts w:eastAsia="Arial" w:cs="Arial" w:ascii="Arial" w:hAnsi="Arial"/>
+                <w:color w:val="auto"/>
+                <w:sz w:val="20"/>
+                <w:szCs w:val="20"/>
+                <w:lang w:val="ro-RO"/>
+              </w:rPr>
+              <w:t>{{issueDate}}{{/firstAiders}}</w:t>
+            </w:r>
           </w:p>
         </w:tc>
         <w:tc>
@@ -1695,23 +1549,19 @@
               <w:spacing w:before="0" w:after="0"/>
               <w:rPr>
                 <w:rFonts w:ascii="Arial" w:hAnsi="Arial" w:cs="Arial"/>
+                <w:sz w:val="20"/>
+                <w:szCs w:val="20"/>
+              </w:rPr>
+            </w:pPr>
+            <w:r>
+              <w:rPr>
+                <w:rFonts w:eastAsia="Arial" w:cs="Arial" w:ascii="Arial" w:hAnsi="Arial"/>
                 <w:color w:val="auto"/>
                 <w:sz w:val="20"/>
                 <w:szCs w:val="20"/>
                 <w:lang w:val="ro-RO"/>
               </w:rPr>
-            </w:pPr>
-            <w:hyperlink r:id="rId44">
-              <w:r>
-                <w:rPr>
-                  <w:rFonts w:eastAsia="Arial" w:cs="Arial" w:ascii="Arial" w:hAnsi="Arial"/>
-                  <w:color w:val="auto"/>
-                  <w:sz w:val="20"/>
-                  <w:szCs w:val="20"/>
-                  <w:lang w:val="ro-RO"/>
-                </w:rPr>
-              </w:r>
-            </w:hyperlink>
+            </w:r>
           </w:p>
         </w:tc>
       </w:tr>
@@ -1746,24 +1596,20 @@
               <w:rPr>
                 <w:rFonts w:ascii="Arial" w:hAnsi="Arial" w:cs="Arial"/>
                 <w:b/>
+                <w:sz w:val="20"/>
+                <w:szCs w:val="20"/>
+              </w:rPr>
+            </w:pPr>
+            <w:r>
+              <w:rPr>
+                <w:rFonts w:eastAsia="Arial" w:cs="Arial" w:ascii="Arial" w:hAnsi="Arial"/>
+                <w:b/>
                 <w:color w:val="auto"/>
                 <w:sz w:val="20"/>
                 <w:szCs w:val="20"/>
                 <w:lang w:val="ro-RO"/>
               </w:rPr>
-            </w:pPr>
-            <w:hyperlink r:id="rId45">
-              <w:r>
-                <w:rPr>
-                  <w:rFonts w:eastAsia="Arial" w:cs="Arial" w:ascii="Arial" w:hAnsi="Arial"/>
-                  <w:b/>
-                  <w:color w:val="auto"/>
-                  <w:sz w:val="20"/>
-                  <w:szCs w:val="20"/>
-                  <w:lang w:val="ro-RO"/>
-                </w:rPr>
-              </w:r>
-            </w:hyperlink>
+            </w:r>
           </w:p>
         </w:tc>
         <w:tc>
@@ -1785,23 +1631,19 @@
               <w:spacing w:before="0" w:after="0"/>
               <w:rPr>
                 <w:rFonts w:ascii="Arial" w:hAnsi="Arial" w:cs="Arial"/>
+                <w:sz w:val="20"/>
+                <w:szCs w:val="20"/>
+              </w:rPr>
+            </w:pPr>
+            <w:r>
+              <w:rPr>
+                <w:rFonts w:eastAsia="Arial" w:cs="Arial" w:ascii="Arial" w:hAnsi="Arial"/>
                 <w:color w:val="auto"/>
                 <w:sz w:val="20"/>
                 <w:szCs w:val="20"/>
                 <w:lang w:val="ro-RO"/>
               </w:rPr>
-            </w:pPr>
-            <w:hyperlink r:id="rId46">
-              <w:r>
-                <w:rPr>
-                  <w:rFonts w:eastAsia="Arial" w:cs="Arial" w:ascii="Arial" w:hAnsi="Arial"/>
-                  <w:color w:val="auto"/>
-                  <w:sz w:val="20"/>
-                  <w:szCs w:val="20"/>
-                  <w:lang w:val="ro-RO"/>
-                </w:rPr>
-              </w:r>
-            </w:hyperlink>
+            </w:r>
           </w:p>
         </w:tc>
         <w:tc>
@@ -1824,23 +1666,19 @@
               <w:jc w:val="center"/>
               <w:rPr>
                 <w:rFonts w:ascii="Arial" w:hAnsi="Arial" w:cs="Arial"/>
+                <w:sz w:val="20"/>
+                <w:szCs w:val="20"/>
+              </w:rPr>
+            </w:pPr>
+            <w:r>
+              <w:rPr>
+                <w:rFonts w:eastAsia="Arial" w:cs="Arial" w:ascii="Arial" w:hAnsi="Arial"/>
                 <w:color w:val="auto"/>
                 <w:sz w:val="20"/>
                 <w:szCs w:val="20"/>
                 <w:lang w:val="ro-RO"/>
               </w:rPr>
-            </w:pPr>
-            <w:hyperlink r:id="rId47">
-              <w:r>
-                <w:rPr>
-                  <w:rFonts w:eastAsia="Arial" w:cs="Arial" w:ascii="Arial" w:hAnsi="Arial"/>
-                  <w:color w:val="auto"/>
-                  <w:sz w:val="20"/>
-                  <w:szCs w:val="20"/>
-                  <w:lang w:val="ro-RO"/>
-                </w:rPr>
-              </w:r>
-            </w:hyperlink>
+            </w:r>
           </w:p>
         </w:tc>
         <w:tc>
@@ -1863,23 +1701,19 @@
               <w:jc w:val="center"/>
               <w:rPr>
                 <w:rFonts w:ascii="Arial" w:hAnsi="Arial" w:cs="Arial"/>
+                <w:sz w:val="20"/>
+                <w:szCs w:val="20"/>
+              </w:rPr>
+            </w:pPr>
+            <w:r>
+              <w:rPr>
+                <w:rFonts w:eastAsia="Arial" w:cs="Arial" w:ascii="Arial" w:hAnsi="Arial"/>
                 <w:color w:val="auto"/>
                 <w:sz w:val="20"/>
                 <w:szCs w:val="20"/>
                 <w:lang w:val="ro-RO"/>
               </w:rPr>
-            </w:pPr>
-            <w:hyperlink r:id="rId48">
-              <w:r>
-                <w:rPr>
-                  <w:rFonts w:eastAsia="Arial" w:cs="Arial" w:ascii="Arial" w:hAnsi="Arial"/>
-                  <w:color w:val="auto"/>
-                  <w:sz w:val="20"/>
-                  <w:szCs w:val="20"/>
-                  <w:lang w:val="ro-RO"/>
-                </w:rPr>
-              </w:r>
-            </w:hyperlink>
+            </w:r>
           </w:p>
         </w:tc>
         <w:tc>
@@ -1900,23 +1734,19 @@
               <w:spacing w:before="0" w:after="0"/>
               <w:rPr>
                 <w:rFonts w:ascii="Arial" w:hAnsi="Arial" w:cs="Arial"/>
+                <w:sz w:val="20"/>
+                <w:szCs w:val="20"/>
+              </w:rPr>
+            </w:pPr>
+            <w:r>
+              <w:rPr>
+                <w:rFonts w:eastAsia="Arial" w:cs="Arial" w:ascii="Arial" w:hAnsi="Arial"/>
                 <w:color w:val="auto"/>
                 <w:sz w:val="20"/>
                 <w:szCs w:val="20"/>
                 <w:lang w:val="ro-RO"/>
               </w:rPr>
-            </w:pPr>
-            <w:hyperlink r:id="rId49">
-              <w:r>
-                <w:rPr>
-                  <w:rFonts w:eastAsia="Arial" w:cs="Arial" w:ascii="Arial" w:hAnsi="Arial"/>
-                  <w:color w:val="auto"/>
-                  <w:sz w:val="20"/>
-                  <w:szCs w:val="20"/>
-                  <w:lang w:val="ro-RO"/>
-                </w:rPr>
-              </w:r>
-            </w:hyperlink>
+            </w:r>
           </w:p>
         </w:tc>
       </w:tr>
@@ -1950,24 +1780,20 @@
               <w:rPr>
                 <w:rFonts w:ascii="Arial" w:hAnsi="Arial" w:cs="Arial"/>
                 <w:b/>
+                <w:sz w:val="20"/>
+                <w:szCs w:val="20"/>
+              </w:rPr>
+            </w:pPr>
+            <w:r>
+              <w:rPr>
+                <w:rFonts w:eastAsia="Arial" w:cs="Arial" w:ascii="Arial" w:hAnsi="Arial"/>
+                <w:b/>
                 <w:color w:val="auto"/>
                 <w:sz w:val="20"/>
                 <w:szCs w:val="20"/>
                 <w:lang w:val="ro-RO"/>
               </w:rPr>
-            </w:pPr>
-            <w:hyperlink r:id="rId50">
-              <w:r>
-                <w:rPr>
-                  <w:rFonts w:eastAsia="Arial" w:cs="Arial" w:ascii="Arial" w:hAnsi="Arial"/>
-                  <w:b/>
-                  <w:color w:val="auto"/>
-                  <w:sz w:val="20"/>
-                  <w:szCs w:val="20"/>
-                  <w:lang w:val="ro-RO"/>
-                </w:rPr>
-              </w:r>
-            </w:hyperlink>
+            </w:r>
           </w:p>
         </w:tc>
         <w:tc>
@@ -1989,23 +1815,19 @@
               <w:spacing w:before="0" w:after="0"/>
               <w:rPr>
                 <w:rFonts w:ascii="Arial" w:hAnsi="Arial" w:cs="Arial"/>
+                <w:sz w:val="20"/>
+                <w:szCs w:val="20"/>
+              </w:rPr>
+            </w:pPr>
+            <w:r>
+              <w:rPr>
+                <w:rFonts w:eastAsia="Arial" w:cs="Arial" w:ascii="Arial" w:hAnsi="Arial"/>
                 <w:color w:val="auto"/>
                 <w:sz w:val="20"/>
                 <w:szCs w:val="20"/>
                 <w:lang w:val="ro-RO"/>
               </w:rPr>
-            </w:pPr>
-            <w:hyperlink r:id="rId51">
-              <w:r>
-                <w:rPr>
-                  <w:rFonts w:eastAsia="Arial" w:cs="Arial" w:ascii="Arial" w:hAnsi="Arial"/>
-                  <w:color w:val="auto"/>
-                  <w:sz w:val="20"/>
-                  <w:szCs w:val="20"/>
-                  <w:lang w:val="ro-RO"/>
-                </w:rPr>
-              </w:r>
-            </w:hyperlink>
+            </w:r>
           </w:p>
         </w:tc>
         <w:tc>
@@ -2028,23 +1850,19 @@
               <w:jc w:val="center"/>
               <w:rPr>
                 <w:rFonts w:ascii="Arial" w:hAnsi="Arial" w:cs="Arial"/>
+                <w:sz w:val="20"/>
+                <w:szCs w:val="20"/>
+              </w:rPr>
+            </w:pPr>
+            <w:r>
+              <w:rPr>
+                <w:rFonts w:eastAsia="Arial" w:cs="Arial" w:ascii="Arial" w:hAnsi="Arial"/>
                 <w:color w:val="auto"/>
                 <w:sz w:val="20"/>
                 <w:szCs w:val="20"/>
                 <w:lang w:val="ro-RO"/>
               </w:rPr>
-            </w:pPr>
-            <w:hyperlink r:id="rId52">
-              <w:r>
-                <w:rPr>
-                  <w:rFonts w:eastAsia="Arial" w:cs="Arial" w:ascii="Arial" w:hAnsi="Arial"/>
-                  <w:color w:val="auto"/>
-                  <w:sz w:val="20"/>
-                  <w:szCs w:val="20"/>
-                  <w:lang w:val="ro-RO"/>
-                </w:rPr>
-              </w:r>
-            </w:hyperlink>
+            </w:r>
           </w:p>
         </w:tc>
         <w:tc>
@@ -2067,23 +1885,19 @@
               <w:jc w:val="center"/>
               <w:rPr>
                 <w:rFonts w:ascii="Arial" w:hAnsi="Arial" w:cs="Arial"/>
+                <w:sz w:val="20"/>
+                <w:szCs w:val="20"/>
+              </w:rPr>
+            </w:pPr>
+            <w:r>
+              <w:rPr>
+                <w:rFonts w:eastAsia="Arial" w:cs="Arial" w:ascii="Arial" w:hAnsi="Arial"/>
                 <w:color w:val="auto"/>
                 <w:sz w:val="20"/>
                 <w:szCs w:val="20"/>
                 <w:lang w:val="ro-RO"/>
               </w:rPr>
-            </w:pPr>
-            <w:hyperlink r:id="rId53">
-              <w:r>
-                <w:rPr>
-                  <w:rFonts w:eastAsia="Arial" w:cs="Arial" w:ascii="Arial" w:hAnsi="Arial"/>
-                  <w:color w:val="auto"/>
-                  <w:sz w:val="20"/>
-                  <w:szCs w:val="20"/>
-                  <w:lang w:val="ro-RO"/>
-                </w:rPr>
-              </w:r>
-            </w:hyperlink>
+            </w:r>
           </w:p>
         </w:tc>
         <w:tc>
@@ -2104,23 +1918,20 @@
               <w:spacing w:before="0" w:after="0"/>
               <w:rPr>
                 <w:rFonts w:ascii="Arial" w:hAnsi="Arial" w:cs="Arial"/>
+                <w:sz w:val="20"/>
+                <w:szCs w:val="20"/>
+              </w:rPr>
+            </w:pPr>
+            <w:r>
+              <w:rPr>
+                <w:rFonts w:eastAsia="Arial" w:cs="Arial" w:ascii="Arial" w:hAnsi="Arial"/>
                 <w:color w:val="auto"/>
                 <w:sz w:val="20"/>
                 <w:szCs w:val="20"/>
+                <w:u w:val="none"/>
                 <w:lang w:val="ro-RO"/>
               </w:rPr>
-            </w:pPr>
-            <w:hyperlink r:id="rId54">
-              <w:r>
-                <w:rPr>
-                  <w:rFonts w:eastAsia="Arial" w:cs="Arial" w:ascii="Arial" w:hAnsi="Arial"/>
-                  <w:color w:val="auto"/>
-                  <w:sz w:val="20"/>
-                  <w:szCs w:val="20"/>
-                  <w:lang w:val="ro-RO"/>
-                </w:rPr>
-              </w:r>
-            </w:hyperlink>
+            </w:r>
           </w:p>
         </w:tc>
       </w:tr>
@@ -2131,28 +1942,25 @@
         <w:widowControl/>
         <w:spacing w:before="0" w:after="0"/>
         <w:ind w:hanging="0"/>
+        <w:jc w:val="both"/>
         <w:rPr>
           <w:rFonts w:ascii="Arial" w:hAnsi="Arial" w:cs="Arial"/>
+          <w:sz w:val="2"/>
+          <w:szCs w:val="18"/>
+        </w:rPr>
+      </w:pPr>
+      <w:r>
+        <w:rPr>
+          <w:rFonts w:eastAsia="Arial" w:cs="Arial" w:ascii="Arial" w:hAnsi="Arial"/>
           <w:color w:val="auto"/>
           <w:sz w:val="2"/>
-          <w:szCs w:val="18"/>
+          <w:szCs w:val="20"/>
           <w:lang w:val="ro-RO"/>
         </w:rPr>
-      </w:pPr>
-      <w:hyperlink r:id="rId55">
-        <w:r>
-          <w:rPr>
-            <w:rFonts w:eastAsia="Arial" w:cs="Arial" w:ascii="Arial" w:hAnsi="Arial"/>
-            <w:color w:val="auto"/>
-            <w:sz w:val="20"/>
-            <w:szCs w:val="20"/>
-            <w:lang w:val="ro-RO"/>
-          </w:rPr>
-        </w:r>
-      </w:hyperlink>
+      </w:r>
     </w:p>
     <w:sectPr>
-      <w:footerReference w:type="even" r:id="rId56"/>
+      <w:footerReference w:type="even" r:id="rId2"/>
       <w:type w:val="nextPage"/>
       <w:pgSz w:w="11906" w:h="16838"/>
       <w:pgMar w:left="1417" w:right="1134" w:gutter="0" w:header="0" w:top="1134" w:footer="0" w:bottom="1134"/>
@@ -3253,13 +3061,6 @@
     <w:name w:val="tpa1"/>
     <w:basedOn w:val="DefaultParagraphFont"/>
     <w:rPr/>
-  </w:style>
-  <w:style w:type="character" w:styleId="Hyperlink">
-    <w:name w:val="Hyperlink"/>
-    <w:rPr>
-      <w:color w:val="000080"/>
-      <w:u w:val="single"/>
-    </w:rPr>
   </w:style>
   <w:style w:type="paragraph" w:styleId="Heading">
     <w:name w:val="Heading"/>

--- a/packages/document-engine/templates/1.3_decision_first_aid.docx
+++ b/packages/document-engine/templates/1.3_decision_first_aid.docx
@@ -67,7 +67,7 @@
         <w:widowControl/>
         <w:spacing w:before="0" w:after="120"/>
         <w:ind w:hanging="0" w:right="0"/>
-        <w:jc w:val="both"/>
+        <w:jc w:val="left"/>
         <w:rPr>
           <w:rFonts w:ascii="Arial" w:hAnsi="Arial" w:cs="Arial"/>
           <w:sz w:val="20"/>
@@ -152,7 +152,7 @@
           <w:numId w:val="2"/>
         </w:numPr>
         <w:spacing w:before="120" w:after="60"/>
-        <w:jc w:val="both"/>
+        <w:jc w:val="left"/>
         <w:rPr>
           <w:rFonts w:ascii="Arial" w:hAnsi="Arial" w:cs="Arial"/>
           <w:sz w:val="20"/>
@@ -189,7 +189,7 @@
           <w:numId w:val="6"/>
         </w:numPr>
         <w:spacing w:before="0" w:after="40"/>
-        <w:jc w:val="both"/>
+        <w:jc w:val="left"/>
         <w:rPr>
           <w:rFonts w:ascii="Arial" w:hAnsi="Arial" w:cs="Arial"/>
           <w:sz w:val="20"/>
@@ -216,7 +216,7 @@
           <w:numId w:val="6"/>
         </w:numPr>
         <w:spacing w:before="0" w:after="40"/>
-        <w:jc w:val="both"/>
+        <w:jc w:val="left"/>
         <w:rPr>
           <w:rFonts w:ascii="Arial" w:hAnsi="Arial" w:cs="Arial"/>
           <w:sz w:val="20"/>
@@ -253,7 +253,7 @@
           <w:numId w:val="6"/>
         </w:numPr>
         <w:spacing w:before="0" w:after="40"/>
-        <w:jc w:val="both"/>
+        <w:jc w:val="left"/>
         <w:rPr>
           <w:rFonts w:ascii="Arial" w:hAnsi="Arial" w:cs="Arial"/>
           <w:sz w:val="20"/>
@@ -280,7 +280,7 @@
           <w:numId w:val="2"/>
         </w:numPr>
         <w:spacing w:before="120" w:after="60"/>
-        <w:jc w:val="both"/>
+        <w:jc w:val="left"/>
         <w:rPr>
           <w:rFonts w:ascii="Arial" w:hAnsi="Arial" w:cs="Arial"/>
           <w:sz w:val="20"/>
@@ -307,7 +307,7 @@
           <w:numId w:val="2"/>
         </w:numPr>
         <w:spacing w:before="120" w:after="60"/>
-        <w:jc w:val="both"/>
+        <w:jc w:val="left"/>
         <w:rPr>
           <w:rFonts w:ascii="Arial" w:hAnsi="Arial" w:cs="Arial"/>
           <w:sz w:val="20"/>
@@ -439,7 +439,7 @@
         <w:widowControl/>
         <w:spacing w:before="0" w:after="120"/>
         <w:ind w:hanging="0" w:right="0"/>
-        <w:jc w:val="both"/>
+        <w:jc w:val="left"/>
         <w:rPr>
           <w:rStyle w:val="tpa1"/>
           <w:rFonts w:ascii="Arial" w:hAnsi="Arial" w:cs="Arial"/>
@@ -1112,7 +1112,7 @@
         <w:widowControl/>
         <w:spacing w:before="0" w:after="120"/>
         <w:ind w:hanging="0"/>
-        <w:jc w:val="both"/>
+        <w:jc w:val="left"/>
         <w:rPr>
           <w:rFonts w:ascii="Arial" w:hAnsi="Arial" w:cs="Arial"/>
           <w:bCs/>
@@ -1143,7 +1143,7 @@
         </w:numPr>
         <w:spacing w:before="0" w:after="120"/>
         <w:ind w:hanging="0" w:left="0"/>
-        <w:jc w:val="both"/>
+        <w:jc w:val="left"/>
         <w:rPr>
           <w:rFonts w:ascii="Arial" w:hAnsi="Arial" w:cs="Arial"/>
           <w:bCs/>
@@ -1942,7 +1942,7 @@
         <w:widowControl/>
         <w:spacing w:before="0" w:after="0"/>
         <w:ind w:hanging="0"/>
-        <w:jc w:val="both"/>
+        <w:jc w:val="left"/>
         <w:rPr>
           <w:rFonts w:ascii="Arial" w:hAnsi="Arial" w:cs="Arial"/>
           <w:sz w:val="2"/>

--- a/packages/document-engine/templates/1.3_decision_first_aid.docx
+++ b/packages/document-engine/templates/1.3_decision_first_aid.docx
@@ -1961,9 +1961,11 @@
     </w:p>
     <w:sectPr>
       <w:footerReference w:type="even" r:id="rId2"/>
+      <w:footerReference w:type="default" r:id="rId3"/>
+      <w:footerReference w:type="first" r:id="rId4"/>
       <w:type w:val="nextPage"/>
       <w:pgSz w:w="11906" w:h="16838"/>
-      <w:pgMar w:left="1417" w:right="1134" w:gutter="0" w:header="0" w:top="1134" w:footer="0" w:bottom="1134"/>
+      <w:pgMar w:left="1417" w:right="1134" w:gutter="0" w:header="0" w:top="1134" w:footer="680" w:bottom="1324"/>
       <w:pgNumType w:fmt="decimal"/>
       <w:formProt w:val="false"/>
       <w:textDirection w:val="lrTb"/>
@@ -1978,7 +1980,9 @@
   <w:p>
     <w:pPr>
       <w:pStyle w:val="Footer"/>
-      <w:ind w:right="360"/>
+      <w:spacing w:before="60" w:after="0"/>
+      <w:ind w:hanging="0" w:left="0" w:right="360"/>
+      <w:jc w:val="center"/>
       <w:rPr>
         <w:b/>
         <w:sz w:val="16"/>
@@ -1986,31 +1990,70 @@
     </w:pPr>
     <w:r>
       <w:rPr>
+        <w:rStyle w:val="PageNumber"/>
+        <w:rFonts w:ascii="Arial" w:hAnsi="Arial"/>
+        <w:b w:val="false"/>
+        <w:color w:val="7A7A7A"/>
+        <w:sz w:val="15"/>
+        <w:lang w:val="ro-RO"/>
+      </w:rPr>
+      <w:t>{{#branding}}Document generat cu SSM Ușor · ssmusor.ro{{/branding}}</w:t>
+    </w:r>
+  </w:p>
+</w:ftr>
+</file>
+
+<file path=word/footer2.xml><?xml version="1.0" encoding="utf-8"?>
+<w:ftr xmlns:o="urn:schemas-microsoft-com:office:office" xmlns:r="http://schemas.openxmlformats.org/officeDocument/2006/relationships" xmlns:v="urn:schemas-microsoft-com:vml" xmlns:w="http://schemas.openxmlformats.org/wordprocessingml/2006/main" xmlns:w10="urn:schemas-microsoft-com:office:word" xmlns:wp="http://schemas.openxmlformats.org/drawingml/2006/wordprocessingDrawing" xmlns:pic="http://schemas.openxmlformats.org/drawingml/2006/picture" xmlns:wps="http://schemas.microsoft.com/office/word/2010/wordprocessingShape" xmlns:wpg="http://schemas.microsoft.com/office/word/2010/wordprocessingGroup" xmlns:mc="http://schemas.openxmlformats.org/markup-compatibility/2006" xmlns:wp14="http://schemas.microsoft.com/office/word/2010/wordprocessingDrawing" xmlns:w14="http://schemas.microsoft.com/office/word/2010/wordml" xmlns:w15="http://schemas.microsoft.com/office/word/2012/wordml" mc:Ignorable="w14 wp14 w15">
+  <w:p>
+    <w:pPr>
+      <w:pStyle w:val="Footer"/>
+      <w:spacing w:before="60" w:after="0"/>
+      <w:ind w:hanging="0" w:left="0" w:right="360"/>
+      <w:jc w:val="center"/>
+      <w:rPr>
         <w:b/>
         <w:sz w:val="16"/>
       </w:rPr>
+    </w:pPr>
+    <w:r>
+      <w:rPr>
+        <w:rStyle w:val="PageNumber"/>
+        <w:rFonts w:ascii="Arial" w:hAnsi="Arial"/>
+        <w:b w:val="false"/>
+        <w:color w:val="7A7A7A"/>
+        <w:sz w:val="15"/>
+        <w:lang w:val="ro-RO"/>
+      </w:rPr>
+      <w:t>{{#branding}}Document generat cu SSM Ușor · ssmusor.ro{{/branding}}</w:t>
     </w:r>
   </w:p>
+</w:ftr>
+</file>
+
+<file path=word/footer3.xml><?xml version="1.0" encoding="utf-8"?>
+<w:ftr xmlns:o="urn:schemas-microsoft-com:office:office" xmlns:r="http://schemas.openxmlformats.org/officeDocument/2006/relationships" xmlns:v="urn:schemas-microsoft-com:vml" xmlns:w="http://schemas.openxmlformats.org/wordprocessingml/2006/main" xmlns:w10="urn:schemas-microsoft-com:office:word" xmlns:wp="http://schemas.openxmlformats.org/drawingml/2006/wordprocessingDrawing" xmlns:pic="http://schemas.openxmlformats.org/drawingml/2006/picture" xmlns:wps="http://schemas.microsoft.com/office/word/2010/wordprocessingShape" xmlns:wpg="http://schemas.microsoft.com/office/word/2010/wordprocessingGroup" xmlns:mc="http://schemas.openxmlformats.org/markup-compatibility/2006" xmlns:wp14="http://schemas.microsoft.com/office/word/2010/wordprocessingDrawing" xmlns:w14="http://schemas.microsoft.com/office/word/2010/wordml" xmlns:w15="http://schemas.microsoft.com/office/word/2012/wordml" mc:Ignorable="w14 wp14 w15">
   <w:p>
     <w:pPr>
       <w:pStyle w:val="Footer"/>
-      <w:rPr/>
-    </w:pPr>
-    <w:r>
-      <w:rPr/>
-    </w:r>
-  </w:p>
-  <w:p>
-    <w:pPr>
-      <w:pStyle w:val="Footer"/>
+      <w:spacing w:before="60" w:after="0"/>
+      <w:ind w:hanging="0" w:left="0" w:right="360"/>
+      <w:jc w:val="center"/>
       <w:rPr>
-        <w:rStyle w:val="PageNumber"/>
+        <w:b/>
         <w:sz w:val="16"/>
-        <w:lang w:val="de-DE"/>
       </w:rPr>
     </w:pPr>
     <w:r>
-      <w:rPr/>
+      <w:rPr>
+        <w:rStyle w:val="PageNumber"/>
+        <w:rFonts w:ascii="Arial" w:hAnsi="Arial"/>
+        <w:b w:val="false"/>
+        <w:color w:val="7A7A7A"/>
+        <w:sz w:val="15"/>
+        <w:lang w:val="ro-RO"/>
+      </w:rPr>
+      <w:t>{{#branding}}Document generat cu SSM Ușor · ssmusor.ro{{/branding}}</w:t>
     </w:r>
   </w:p>
 </w:ftr>

--- a/packages/document-engine/templates/1.3_decision_first_aid.docx
+++ b/packages/document-engine/templates/1.3_decision_first_aid.docx
@@ -1928,7 +1928,6 @@
                 <w:color w:val="auto"/>
                 <w:sz w:val="20"/>
                 <w:szCs w:val="20"/>
-                <w:u w:val="none"/>
                 <w:lang w:val="ro-RO"/>
               </w:rPr>
             </w:r>
@@ -1991,10 +1990,11 @@
     <w:r>
       <w:rPr>
         <w:rStyle w:val="PageNumber"/>
-        <w:rFonts w:ascii="Arial" w:hAnsi="Arial"/>
+        <w:rFonts w:eastAsia="Arial" w:cs="Arial" w:ascii="Arial" w:hAnsi="Arial"/>
         <w:b w:val="false"/>
-        <w:color w:val="7A7A7A"/>
-        <w:sz w:val="15"/>
+        <w:color w:val="auto"/>
+        <w:sz w:val="16"/>
+        <w:szCs w:val="16"/>
         <w:lang w:val="ro-RO"/>
       </w:rPr>
       <w:t>{{#branding}}Document generat cu SSM Ușor · ssmusor.ro{{/branding}}</w:t>
@@ -2019,10 +2019,11 @@
     <w:r>
       <w:rPr>
         <w:rStyle w:val="PageNumber"/>
-        <w:rFonts w:ascii="Arial" w:hAnsi="Arial"/>
+        <w:rFonts w:eastAsia="Arial" w:cs="Arial" w:ascii="Arial" w:hAnsi="Arial"/>
         <w:b w:val="false"/>
-        <w:color w:val="7A7A7A"/>
-        <w:sz w:val="15"/>
+        <w:color w:val="auto"/>
+        <w:sz w:val="16"/>
+        <w:szCs w:val="16"/>
         <w:lang w:val="ro-RO"/>
       </w:rPr>
       <w:t>{{#branding}}Document generat cu SSM Ușor · ssmusor.ro{{/branding}}</w:t>
@@ -2047,10 +2048,11 @@
     <w:r>
       <w:rPr>
         <w:rStyle w:val="PageNumber"/>
-        <w:rFonts w:ascii="Arial" w:hAnsi="Arial"/>
+        <w:rFonts w:eastAsia="Arial" w:cs="Arial" w:ascii="Arial" w:hAnsi="Arial"/>
         <w:b w:val="false"/>
-        <w:color w:val="7A7A7A"/>
-        <w:sz w:val="15"/>
+        <w:color w:val="auto"/>
+        <w:sz w:val="16"/>
+        <w:szCs w:val="16"/>
         <w:lang w:val="ro-RO"/>
       </w:rPr>
       <w:t>{{#branding}}Document generat cu SSM Ușor · ssmusor.ro{{/branding}}</w:t>
@@ -3104,6 +3106,149 @@
     <w:name w:val="tpa1"/>
     <w:basedOn w:val="DefaultParagraphFont"/>
     <w:rPr/>
+  </w:style>
+  <w:style w:type="character" w:styleId="FootnoteCharacters">
+    <w:name w:val="Footnote Characters"/>
+    <w:rPr/>
+  </w:style>
+  <w:style w:type="character" w:styleId="CaptionCharacters">
+    <w:name w:val="Caption Characters"/>
+    <w:rPr/>
+  </w:style>
+  <w:style w:type="character" w:styleId="DropCaps">
+    <w:name w:val="Drop Caps"/>
+    <w:rPr/>
+  </w:style>
+  <w:style w:type="character" w:styleId="NumberingSymbols">
+    <w:name w:val="Numbering Symbols"/>
+    <w:rPr/>
+  </w:style>
+  <w:style w:type="character" w:styleId="Bullets">
+    <w:name w:val="Bullets"/>
+    <w:rPr>
+      <w:rFonts w:ascii="OpenSymbol" w:hAnsi="OpenSymbol" w:eastAsia="OpenSymbol" w:cs="OpenSymbol"/>
+    </w:rPr>
+  </w:style>
+  <w:style w:type="character" w:styleId="Hyperlink">
+    <w:name w:val="Hyperlink"/>
+    <w:rPr>
+      <w:u w:val="single"/>
+    </w:rPr>
+  </w:style>
+  <w:style w:type="character" w:styleId="FollowedHyperlink">
+    <w:name w:val="FollowedHyperlink"/>
+    <w:rPr>
+      <w:u w:val="single"/>
+    </w:rPr>
+  </w:style>
+  <w:style w:type="character" w:styleId="Placeholder">
+    <w:name w:val="Placeholder"/>
+    <w:rPr>
+      <w:smallCaps/>
+      <w:u w:val="dotted"/>
+    </w:rPr>
+  </w:style>
+  <w:style w:type="character" w:styleId="IndexLink">
+    <w:name w:val="Index Link"/>
+    <w:rPr/>
+  </w:style>
+  <w:style w:type="character" w:styleId="EndnoteCharacters">
+    <w:name w:val="Endnote Characters"/>
+    <w:rPr/>
+  </w:style>
+  <w:style w:type="character" w:styleId="LineNumber">
+    <w:name w:val="line number"/>
+    <w:rPr/>
+  </w:style>
+  <w:style w:type="character" w:styleId="MainIndexEntry">
+    <w:name w:val="Main Index Entry"/>
+    <w:rPr>
+      <w:b/>
+      <w:bCs/>
+    </w:rPr>
+  </w:style>
+  <w:style w:type="character" w:styleId="FootnoteReference">
+    <w:name w:val="footnote reference"/>
+    <w:rPr>
+      <w:vertAlign w:val="superscript"/>
+    </w:rPr>
+  </w:style>
+  <w:style w:type="character" w:styleId="EndnoteReference">
+    <w:name w:val="endnote reference"/>
+    <w:rPr>
+      <w:vertAlign w:val="superscript"/>
+    </w:rPr>
+  </w:style>
+  <w:style w:type="character" w:styleId="Rubies">
+    <w:name w:val="Rubies"/>
+    <w:rPr>
+      <w:sz w:val="12"/>
+      <w:szCs w:val="12"/>
+      <w:u w:val="none"/>
+      <w:em w:val="none"/>
+    </w:rPr>
+  </w:style>
+  <w:style w:type="character" w:styleId="VerticalNumberingSymbols">
+    <w:name w:val="Vertical Numbering Symbols"/>
+    <w:rPr>
+      <w:eastAsianLayout w:vert="true"/>
+    </w:rPr>
+  </w:style>
+  <w:style w:type="character" w:styleId="Emphasis">
+    <w:name w:val="Emphasis"/>
+    <w:rPr>
+      <w:i/>
+      <w:iCs/>
+    </w:rPr>
+  </w:style>
+  <w:style w:type="character" w:styleId="Quotation">
+    <w:name w:val="Quotation"/>
+    <w:rPr>
+      <w:i/>
+      <w:iCs/>
+    </w:rPr>
+  </w:style>
+  <w:style w:type="character" w:styleId="Strong">
+    <w:name w:val="Strong"/>
+    <w:rPr>
+      <w:b/>
+      <w:bCs/>
+    </w:rPr>
+  </w:style>
+  <w:style w:type="character" w:styleId="SourceText">
+    <w:name w:val="Source Text"/>
+    <w:rPr>
+      <w:rFonts w:ascii="Liberation Mono" w:hAnsi="Liberation Mono" w:eastAsia="Noto Sans Mono CJK SC" w:cs="Liberation Mono"/>
+    </w:rPr>
+  </w:style>
+  <w:style w:type="character" w:styleId="Example">
+    <w:name w:val="Example"/>
+    <w:rPr>
+      <w:rFonts w:ascii="Liberation Mono" w:hAnsi="Liberation Mono" w:eastAsia="Noto Sans Mono CJK SC" w:cs="Liberation Mono"/>
+    </w:rPr>
+  </w:style>
+  <w:style w:type="character" w:styleId="UserEntry">
+    <w:name w:val="User Entry"/>
+    <w:rPr>
+      <w:rFonts w:ascii="Liberation Mono" w:hAnsi="Liberation Mono" w:eastAsia="Noto Sans Mono CJK SC" w:cs="Liberation Mono"/>
+    </w:rPr>
+  </w:style>
+  <w:style w:type="character" w:styleId="Variable">
+    <w:name w:val="Variable"/>
+    <w:rPr>
+      <w:i/>
+      <w:iCs/>
+    </w:rPr>
+  </w:style>
+  <w:style w:type="character" w:styleId="Definition">
+    <w:name w:val="Definition"/>
+    <w:rPr/>
+  </w:style>
+  <w:style w:type="character" w:styleId="Teletype">
+    <w:name w:val="Teletype"/>
+    <w:rPr>
+      <w:rFonts w:ascii="Liberation Mono" w:hAnsi="Liberation Mono" w:eastAsia="Noto Sans Mono CJK SC" w:cs="Liberation Mono"/>
+    </w:rPr>
   </w:style>
   <w:style w:type="paragraph" w:styleId="Heading">
     <w:name w:val="Heading"/>

--- a/packages/document-engine/templates/1.3_decision_first_aid.docx
+++ b/packages/document-engine/templates/1.3_decision_first_aid.docx
@@ -26,6 +26,8 @@
           <w:rFonts w:eastAsia="Arial" w:cs="Arial" w:ascii="Arial" w:hAnsi="Arial"/>
           <w:b/>
           <w:color w:val="auto"/>
+          <w:spacing w:val="0"/>
+          <w:w w:val="100"/>
           <w:sz w:val="24"/>
           <w:szCs w:val="20"/>
           <w:lang w:val="ro-RO"/>
@@ -54,6 +56,8 @@
         <w:rPr>
           <w:rFonts w:eastAsia="Arial" w:cs="Arial" w:ascii="Arial" w:hAnsi="Arial"/>
           <w:color w:val="auto"/>
+          <w:spacing w:val="0"/>
+          <w:w w:val="100"/>
           <w:sz w:val="20"/>
           <w:szCs w:val="20"/>
           <w:lang w:val="ro-RO"/>
@@ -78,6 +82,8 @@
         <w:rPr>
           <w:rFonts w:eastAsia="Arial" w:cs="Arial" w:ascii="Arial" w:hAnsi="Arial"/>
           <w:color w:val="auto"/>
+          <w:spacing w:val="0"/>
+          <w:w w:val="100"/>
           <w:sz w:val="20"/>
           <w:szCs w:val="20"/>
           <w:lang w:val="ro-RO"/>
@@ -89,6 +95,8 @@
           <w:rFonts w:eastAsia="Arial" w:cs="Arial" w:ascii="Arial" w:hAnsi="Arial"/>
           <w:bCs/>
           <w:color w:val="auto"/>
+          <w:spacing w:val="0"/>
+          <w:w w:val="100"/>
           <w:sz w:val="20"/>
           <w:szCs w:val="20"/>
           <w:lang w:val="ro-RO"/>
@@ -99,6 +107,8 @@
         <w:rPr>
           <w:rFonts w:eastAsia="Arial" w:cs="Arial" w:ascii="Arial" w:hAnsi="Arial"/>
           <w:color w:val="auto"/>
+          <w:spacing w:val="0"/>
+          <w:w w:val="100"/>
           <w:sz w:val="20"/>
           <w:szCs w:val="20"/>
           <w:lang w:val="ro-RO"/>
@@ -109,6 +119,8 @@
         <w:rPr>
           <w:rFonts w:eastAsia="Arial" w:cs="Arial" w:ascii="Arial" w:hAnsi="Arial"/>
           <w:color w:val="auto"/>
+          <w:spacing w:val="0"/>
+          <w:w w:val="100"/>
           <w:sz w:val="20"/>
           <w:szCs w:val="20"/>
           <w:lang w:val="ro-RO"/>
@@ -136,6 +148,8 @@
           <w:rFonts w:eastAsia="Arial" w:cs="Arial" w:ascii="Arial" w:hAnsi="Arial"/>
           <w:b/>
           <w:color w:val="auto"/>
+          <w:spacing w:val="0"/>
+          <w:w w:val="100"/>
           <w:sz w:val="20"/>
           <w:szCs w:val="20"/>
           <w:lang w:val="ro-RO"/>
@@ -163,6 +177,8 @@
         <w:rPr>
           <w:rFonts w:eastAsia="Arial" w:cs="Arial" w:ascii="Arial" w:hAnsi="Arial"/>
           <w:color w:val="auto"/>
+          <w:spacing w:val="0"/>
+          <w:w w:val="100"/>
           <w:sz w:val="20"/>
           <w:szCs w:val="20"/>
           <w:lang w:val="ro-RO"/>
@@ -173,6 +189,8 @@
         <w:rPr>
           <w:rFonts w:eastAsia="Arial" w:cs="Arial" w:ascii="Arial" w:hAnsi="Arial"/>
           <w:color w:val="auto"/>
+          <w:spacing w:val="0"/>
+          <w:w w:val="100"/>
           <w:sz w:val="20"/>
           <w:szCs w:val="20"/>
           <w:lang w:val="ro-RO"/>
@@ -200,6 +218,8 @@
         <w:rPr>
           <w:rFonts w:eastAsia="Arial" w:cs="Arial" w:ascii="Arial" w:hAnsi="Arial"/>
           <w:color w:val="auto"/>
+          <w:spacing w:val="0"/>
+          <w:w w:val="100"/>
           <w:sz w:val="20"/>
           <w:szCs w:val="20"/>
           <w:lang w:val="ro-RO"/>
@@ -227,6 +247,8 @@
         <w:rPr>
           <w:rFonts w:eastAsia="Arial" w:cs="Arial" w:ascii="Arial" w:hAnsi="Arial"/>
           <w:color w:val="auto"/>
+          <w:spacing w:val="0"/>
+          <w:w w:val="100"/>
           <w:sz w:val="20"/>
           <w:szCs w:val="20"/>
           <w:lang w:val="ro-RO"/>
@@ -237,6 +259,8 @@
         <w:rPr>
           <w:rFonts w:eastAsia="Arial" w:cs="Arial" w:ascii="Arial" w:hAnsi="Arial"/>
           <w:color w:val="auto"/>
+          <w:spacing w:val="0"/>
+          <w:w w:val="100"/>
           <w:sz w:val="20"/>
           <w:szCs w:val="20"/>
           <w:lang w:val="ro-RO"/>
@@ -264,6 +288,8 @@
         <w:rPr>
           <w:rFonts w:eastAsia="Arial" w:cs="Arial" w:ascii="Arial" w:hAnsi="Arial"/>
           <w:color w:val="auto"/>
+          <w:spacing w:val="0"/>
+          <w:w w:val="100"/>
           <w:sz w:val="20"/>
           <w:szCs w:val="20"/>
           <w:lang w:val="ro-RO"/>
@@ -291,6 +317,8 @@
         <w:rPr>
           <w:rFonts w:eastAsia="Arial" w:cs="Arial" w:ascii="Arial" w:hAnsi="Arial"/>
           <w:color w:val="auto"/>
+          <w:spacing w:val="0"/>
+          <w:w w:val="100"/>
           <w:sz w:val="20"/>
           <w:szCs w:val="20"/>
           <w:lang w:val="ro-RO"/>
@@ -318,6 +346,8 @@
         <w:rPr>
           <w:rFonts w:eastAsia="Arial" w:cs="Arial" w:ascii="Arial" w:hAnsi="Arial"/>
           <w:color w:val="auto"/>
+          <w:spacing w:val="0"/>
+          <w:w w:val="100"/>
           <w:sz w:val="20"/>
           <w:szCs w:val="20"/>
           <w:lang w:val="ro-RO"/>
@@ -345,6 +375,8 @@
           <w:rFonts w:eastAsia="Arial" w:cs="Arial" w:ascii="Arial" w:hAnsi="Arial"/>
           <w:b/>
           <w:color w:val="auto"/>
+          <w:spacing w:val="0"/>
+          <w:w w:val="100"/>
           <w:sz w:val="20"/>
           <w:szCs w:val="20"/>
           <w:lang w:val="ro-RO"/>
@@ -370,6 +402,8 @@
         <w:rPr>
           <w:rFonts w:eastAsia="Arial" w:cs="Arial" w:ascii="Arial" w:hAnsi="Arial"/>
           <w:color w:val="auto"/>
+          <w:spacing w:val="0"/>
+          <w:w w:val="100"/>
           <w:sz w:val="20"/>
           <w:szCs w:val="20"/>
           <w:lang w:val="ro-RO"/>
@@ -397,6 +431,8 @@
           <w:rFonts w:eastAsia="Arial" w:cs="Arial" w:ascii="Arial" w:hAnsi="Arial"/>
           <w:b/>
           <w:color w:val="auto"/>
+          <w:spacing w:val="0"/>
+          <w:w w:val="100"/>
           <w:sz w:val="20"/>
           <w:szCs w:val="20"/>
           <w:lang w:val="ro-RO"/>
@@ -425,6 +461,8 @@
           <w:rFonts w:eastAsia="Arial" w:cs="Arial" w:ascii="Arial" w:hAnsi="Arial"/>
           <w:b/>
           <w:color w:val="auto"/>
+          <w:spacing w:val="0"/>
+          <w:w w:val="100"/>
           <w:sz w:val="20"/>
           <w:szCs w:val="20"/>
           <w:lang w:val="ro-RO"/>
@@ -453,6 +491,8 @@
           <w:rStyle w:val="tpa1"/>
           <w:rFonts w:eastAsia="Arial" w:cs="Arial" w:ascii="Arial" w:hAnsi="Arial"/>
           <w:color w:val="auto"/>
+          <w:spacing w:val="0"/>
+          <w:w w:val="100"/>
           <w:sz w:val="20"/>
           <w:szCs w:val="20"/>
           <w:lang w:val="ro-RO"/>
@@ -463,6 +503,8 @@
         <w:rPr>
           <w:rFonts w:eastAsia="Arial" w:cs="Arial" w:ascii="Arial" w:hAnsi="Arial"/>
           <w:color w:val="auto"/>
+          <w:spacing w:val="0"/>
+          <w:w w:val="100"/>
           <w:sz w:val="20"/>
           <w:szCs w:val="20"/>
           <w:lang w:val="ro-RO"/>
@@ -474,6 +516,8 @@
           <w:rStyle w:val="tpa1"/>
           <w:rFonts w:eastAsia="Arial" w:cs="Arial" w:ascii="Arial" w:hAnsi="Arial"/>
           <w:color w:val="auto"/>
+          <w:spacing w:val="0"/>
+          <w:w w:val="100"/>
           <w:sz w:val="20"/>
           <w:szCs w:val="20"/>
           <w:lang w:val="ro-RO"/>
@@ -484,6 +528,8 @@
         <w:rPr>
           <w:rFonts w:eastAsia="Arial" w:cs="Arial" w:ascii="Arial" w:hAnsi="Arial"/>
           <w:color w:val="auto"/>
+          <w:spacing w:val="0"/>
+          <w:w w:val="100"/>
           <w:sz w:val="20"/>
           <w:szCs w:val="20"/>
           <w:lang w:val="ro-RO"/>
@@ -547,6 +593,8 @@
                 <w:rFonts w:eastAsia="Arial" w:cs="Arial" w:ascii="Arial" w:hAnsi="Arial"/>
                 <w:b/>
                 <w:color w:val="auto"/>
+                <w:spacing w:val="0"/>
+                <w:w w:val="100"/>
                 <w:sz w:val="20"/>
                 <w:szCs w:val="20"/>
                 <w:lang w:val="ro-RO"/>
@@ -585,6 +633,8 @@
                 <w:rFonts w:eastAsia="Arial" w:cs="Arial" w:ascii="Arial" w:hAnsi="Arial"/>
                 <w:b/>
                 <w:color w:val="auto"/>
+                <w:spacing w:val="0"/>
+                <w:w w:val="100"/>
                 <w:sz w:val="20"/>
                 <w:szCs w:val="20"/>
                 <w:lang w:val="ro-RO"/>
@@ -623,6 +673,8 @@
                 <w:rFonts w:eastAsia="Arial" w:cs="Arial" w:ascii="Arial" w:hAnsi="Arial"/>
                 <w:b/>
                 <w:color w:val="auto"/>
+                <w:spacing w:val="0"/>
+                <w:w w:val="100"/>
                 <w:sz w:val="20"/>
                 <w:szCs w:val="20"/>
                 <w:lang w:val="ro-RO"/>
@@ -661,6 +713,8 @@
                 <w:rFonts w:eastAsia="Arial" w:cs="Arial" w:ascii="Arial" w:hAnsi="Arial"/>
                 <w:b/>
                 <w:color w:val="auto"/>
+                <w:spacing w:val="0"/>
+                <w:w w:val="100"/>
                 <w:sz w:val="20"/>
                 <w:szCs w:val="20"/>
                 <w:lang w:val="ro-RO"/>
@@ -699,6 +753,8 @@
                 <w:rFonts w:eastAsia="Arial" w:cs="Arial" w:ascii="Arial" w:hAnsi="Arial"/>
                 <w:b/>
                 <w:color w:val="auto"/>
+                <w:spacing w:val="0"/>
+                <w:w w:val="100"/>
                 <w:sz w:val="20"/>
                 <w:szCs w:val="20"/>
                 <w:lang w:val="ro-RO"/>
@@ -748,6 +804,8 @@
                 <w:rFonts w:eastAsia="Arial" w:cs="Arial" w:ascii="Arial" w:hAnsi="Arial"/>
                 <w:b/>
                 <w:color w:val="auto"/>
+                <w:spacing w:val="0"/>
+                <w:w w:val="100"/>
                 <w:sz w:val="20"/>
                 <w:szCs w:val="20"/>
                 <w:lang w:val="ro-RO"/>
@@ -781,6 +839,8 @@
               <w:rPr>
                 <w:rFonts w:eastAsia="Arial" w:cs="Arial" w:ascii="Arial" w:hAnsi="Arial"/>
                 <w:color w:val="auto"/>
+                <w:spacing w:val="0"/>
+                <w:w w:val="100"/>
                 <w:sz w:val="20"/>
                 <w:szCs w:val="20"/>
                 <w:lang w:val="ro-RO"/>
@@ -816,6 +876,8 @@
               <w:rPr>
                 <w:rFonts w:eastAsia="Arial" w:cs="Arial" w:ascii="Arial" w:hAnsi="Arial"/>
                 <w:color w:val="auto"/>
+                <w:spacing w:val="0"/>
+                <w:w w:val="100"/>
                 <w:sz w:val="20"/>
                 <w:szCs w:val="20"/>
                 <w:lang w:val="ro-RO"/>
@@ -851,6 +913,8 @@
               <w:rPr>
                 <w:rFonts w:eastAsia="Arial" w:cs="Arial" w:ascii="Arial" w:hAnsi="Arial"/>
                 <w:color w:val="auto"/>
+                <w:spacing w:val="0"/>
+                <w:w w:val="100"/>
                 <w:sz w:val="20"/>
                 <w:szCs w:val="20"/>
                 <w:lang w:val="ro-RO"/>
@@ -885,6 +949,8 @@
               <w:rPr>
                 <w:rFonts w:eastAsia="Arial" w:cs="Arial" w:ascii="Arial" w:hAnsi="Arial"/>
                 <w:color w:val="auto"/>
+                <w:spacing w:val="0"/>
+                <w:w w:val="100"/>
                 <w:sz w:val="20"/>
                 <w:szCs w:val="20"/>
                 <w:lang w:val="ro-RO"/>
@@ -932,6 +998,8 @@
                 <w:rFonts w:eastAsia="Arial" w:cs="Arial" w:ascii="Arial" w:hAnsi="Arial"/>
                 <w:b/>
                 <w:color w:val="auto"/>
+                <w:spacing w:val="0"/>
+                <w:w w:val="100"/>
                 <w:sz w:val="20"/>
                 <w:szCs w:val="20"/>
                 <w:lang w:val="ro-RO"/>
@@ -966,6 +1034,8 @@
               <w:rPr>
                 <w:rFonts w:eastAsia="Arial" w:cs="Arial" w:ascii="Arial" w:hAnsi="Arial"/>
                 <w:color w:val="auto"/>
+                <w:spacing w:val="0"/>
+                <w:w w:val="100"/>
                 <w:sz w:val="20"/>
                 <w:szCs w:val="20"/>
                 <w:lang w:val="ro-RO"/>
@@ -1001,6 +1071,8 @@
               <w:rPr>
                 <w:rFonts w:eastAsia="Arial" w:cs="Arial" w:ascii="Arial" w:hAnsi="Arial"/>
                 <w:color w:val="auto"/>
+                <w:spacing w:val="0"/>
+                <w:w w:val="100"/>
                 <w:sz w:val="20"/>
                 <w:szCs w:val="20"/>
                 <w:lang w:val="ro-RO"/>
@@ -1036,6 +1108,8 @@
               <w:rPr>
                 <w:rFonts w:eastAsia="Arial" w:cs="Arial" w:ascii="Arial" w:hAnsi="Arial"/>
                 <w:color w:val="auto"/>
+                <w:spacing w:val="0"/>
+                <w:w w:val="100"/>
                 <w:sz w:val="20"/>
                 <w:szCs w:val="20"/>
                 <w:lang w:val="ro-RO"/>
@@ -1069,6 +1143,8 @@
               <w:rPr>
                 <w:rFonts w:eastAsia="Arial" w:cs="Arial" w:ascii="Arial" w:hAnsi="Arial"/>
                 <w:color w:val="auto"/>
+                <w:spacing w:val="0"/>
+                <w:w w:val="100"/>
                 <w:sz w:val="20"/>
                 <w:szCs w:val="20"/>
                 <w:lang w:val="ro-RO"/>
@@ -1098,6 +1174,8 @@
           <w:rFonts w:eastAsia="Arial" w:cs="Arial" w:ascii="Arial" w:hAnsi="Arial"/>
           <w:b/>
           <w:color w:val="auto"/>
+          <w:spacing w:val="0"/>
+          <w:w w:val="100"/>
           <w:sz w:val="20"/>
           <w:szCs w:val="20"/>
           <w:lang w:val="ro-RO"/>
@@ -1125,6 +1203,8 @@
           <w:rFonts w:eastAsia="Arial" w:cs="Arial" w:ascii="Arial" w:hAnsi="Arial"/>
           <w:bCs/>
           <w:color w:val="auto"/>
+          <w:spacing w:val="0"/>
+          <w:w w:val="100"/>
           <w:sz w:val="20"/>
           <w:szCs w:val="20"/>
           <w:lang w:val="ro-RO"/>
@@ -1156,6 +1236,8 @@
           <w:rFonts w:eastAsia="Arial" w:cs="Arial" w:ascii="Arial" w:hAnsi="Arial"/>
           <w:bCs/>
           <w:color w:val="auto"/>
+          <w:spacing w:val="0"/>
+          <w:w w:val="100"/>
           <w:sz w:val="20"/>
           <w:szCs w:val="20"/>
           <w:lang w:val="ro-RO"/>
@@ -1219,6 +1301,8 @@
                 <w:rFonts w:eastAsia="Arial" w:cs="Arial" w:ascii="Arial" w:hAnsi="Arial"/>
                 <w:b/>
                 <w:color w:val="auto"/>
+                <w:spacing w:val="0"/>
+                <w:w w:val="100"/>
                 <w:sz w:val="20"/>
                 <w:szCs w:val="20"/>
                 <w:lang w:val="ro-RO"/>
@@ -1257,6 +1341,8 @@
                 <w:rFonts w:eastAsia="Arial" w:cs="Arial" w:ascii="Arial" w:hAnsi="Arial"/>
                 <w:b/>
                 <w:color w:val="auto"/>
+                <w:spacing w:val="0"/>
+                <w:w w:val="100"/>
                 <w:sz w:val="20"/>
                 <w:szCs w:val="20"/>
                 <w:lang w:val="ro-RO"/>
@@ -1295,6 +1381,8 @@
                 <w:rFonts w:eastAsia="Arial" w:cs="Arial" w:ascii="Arial" w:hAnsi="Arial"/>
                 <w:b/>
                 <w:color w:val="auto"/>
+                <w:spacing w:val="0"/>
+                <w:w w:val="100"/>
                 <w:sz w:val="20"/>
                 <w:szCs w:val="20"/>
                 <w:lang w:val="ro-RO"/>
@@ -1333,6 +1421,8 @@
                 <w:rFonts w:eastAsia="Arial" w:cs="Arial" w:ascii="Arial" w:hAnsi="Arial"/>
                 <w:b/>
                 <w:color w:val="auto"/>
+                <w:spacing w:val="0"/>
+                <w:w w:val="100"/>
                 <w:sz w:val="20"/>
                 <w:szCs w:val="20"/>
                 <w:lang w:val="ro-RO"/>
@@ -1371,6 +1461,8 @@
                 <w:rFonts w:eastAsia="Arial" w:cs="Arial" w:ascii="Arial" w:hAnsi="Arial"/>
                 <w:b/>
                 <w:color w:val="auto"/>
+                <w:spacing w:val="0"/>
+                <w:w w:val="100"/>
                 <w:sz w:val="20"/>
                 <w:szCs w:val="20"/>
                 <w:lang w:val="ro-RO"/>
@@ -1420,6 +1512,8 @@
                 <w:rFonts w:eastAsia="Arial" w:cs="Arial" w:ascii="Arial" w:hAnsi="Arial"/>
                 <w:b/>
                 <w:color w:val="auto"/>
+                <w:spacing w:val="0"/>
+                <w:w w:val="100"/>
                 <w:sz w:val="20"/>
                 <w:szCs w:val="20"/>
                 <w:lang w:val="ro-RO"/>
@@ -1453,6 +1547,8 @@
               <w:rPr>
                 <w:rFonts w:eastAsia="Arial" w:cs="Arial" w:ascii="Arial" w:hAnsi="Arial"/>
                 <w:color w:val="auto"/>
+                <w:spacing w:val="0"/>
+                <w:w w:val="100"/>
                 <w:sz w:val="20"/>
                 <w:szCs w:val="20"/>
                 <w:lang w:val="ro-RO"/>
@@ -1488,6 +1584,8 @@
               <w:rPr>
                 <w:rFonts w:eastAsia="Arial" w:cs="Arial" w:ascii="Arial" w:hAnsi="Arial"/>
                 <w:color w:val="auto"/>
+                <w:spacing w:val="0"/>
+                <w:w w:val="100"/>
                 <w:sz w:val="20"/>
                 <w:szCs w:val="20"/>
                 <w:lang w:val="ro-RO"/>
@@ -1523,6 +1621,8 @@
               <w:rPr>
                 <w:rFonts w:eastAsia="Arial" w:cs="Arial" w:ascii="Arial" w:hAnsi="Arial"/>
                 <w:color w:val="auto"/>
+                <w:spacing w:val="0"/>
+                <w:w w:val="100"/>
                 <w:sz w:val="20"/>
                 <w:szCs w:val="20"/>
                 <w:lang w:val="ro-RO"/>
@@ -1557,6 +1657,8 @@
               <w:rPr>
                 <w:rFonts w:eastAsia="Arial" w:cs="Arial" w:ascii="Arial" w:hAnsi="Arial"/>
                 <w:color w:val="auto"/>
+                <w:spacing w:val="0"/>
+                <w:w w:val="100"/>
                 <w:sz w:val="20"/>
                 <w:szCs w:val="20"/>
                 <w:lang w:val="ro-RO"/>
@@ -1605,6 +1707,8 @@
                 <w:rFonts w:eastAsia="Arial" w:cs="Arial" w:ascii="Arial" w:hAnsi="Arial"/>
                 <w:b/>
                 <w:color w:val="auto"/>
+                <w:spacing w:val="0"/>
+                <w:w w:val="100"/>
                 <w:sz w:val="20"/>
                 <w:szCs w:val="20"/>
                 <w:lang w:val="ro-RO"/>
@@ -1639,6 +1743,8 @@
               <w:rPr>
                 <w:rFonts w:eastAsia="Arial" w:cs="Arial" w:ascii="Arial" w:hAnsi="Arial"/>
                 <w:color w:val="auto"/>
+                <w:spacing w:val="0"/>
+                <w:w w:val="100"/>
                 <w:sz w:val="20"/>
                 <w:szCs w:val="20"/>
                 <w:lang w:val="ro-RO"/>
@@ -1674,6 +1780,8 @@
               <w:rPr>
                 <w:rFonts w:eastAsia="Arial" w:cs="Arial" w:ascii="Arial" w:hAnsi="Arial"/>
                 <w:color w:val="auto"/>
+                <w:spacing w:val="0"/>
+                <w:w w:val="100"/>
                 <w:sz w:val="20"/>
                 <w:szCs w:val="20"/>
                 <w:lang w:val="ro-RO"/>
@@ -1709,6 +1817,8 @@
               <w:rPr>
                 <w:rFonts w:eastAsia="Arial" w:cs="Arial" w:ascii="Arial" w:hAnsi="Arial"/>
                 <w:color w:val="auto"/>
+                <w:spacing w:val="0"/>
+                <w:w w:val="100"/>
                 <w:sz w:val="20"/>
                 <w:szCs w:val="20"/>
                 <w:lang w:val="ro-RO"/>
@@ -1742,6 +1852,8 @@
               <w:rPr>
                 <w:rFonts w:eastAsia="Arial" w:cs="Arial" w:ascii="Arial" w:hAnsi="Arial"/>
                 <w:color w:val="auto"/>
+                <w:spacing w:val="0"/>
+                <w:w w:val="100"/>
                 <w:sz w:val="20"/>
                 <w:szCs w:val="20"/>
                 <w:lang w:val="ro-RO"/>
@@ -1789,6 +1901,8 @@
                 <w:rFonts w:eastAsia="Arial" w:cs="Arial" w:ascii="Arial" w:hAnsi="Arial"/>
                 <w:b/>
                 <w:color w:val="auto"/>
+                <w:spacing w:val="0"/>
+                <w:w w:val="100"/>
                 <w:sz w:val="20"/>
                 <w:szCs w:val="20"/>
                 <w:lang w:val="ro-RO"/>
@@ -1823,6 +1937,8 @@
               <w:rPr>
                 <w:rFonts w:eastAsia="Arial" w:cs="Arial" w:ascii="Arial" w:hAnsi="Arial"/>
                 <w:color w:val="auto"/>
+                <w:spacing w:val="0"/>
+                <w:w w:val="100"/>
                 <w:sz w:val="20"/>
                 <w:szCs w:val="20"/>
                 <w:lang w:val="ro-RO"/>
@@ -1858,6 +1974,8 @@
               <w:rPr>
                 <w:rFonts w:eastAsia="Arial" w:cs="Arial" w:ascii="Arial" w:hAnsi="Arial"/>
                 <w:color w:val="auto"/>
+                <w:spacing w:val="0"/>
+                <w:w w:val="100"/>
                 <w:sz w:val="20"/>
                 <w:szCs w:val="20"/>
                 <w:lang w:val="ro-RO"/>
@@ -1893,6 +2011,8 @@
               <w:rPr>
                 <w:rFonts w:eastAsia="Arial" w:cs="Arial" w:ascii="Arial" w:hAnsi="Arial"/>
                 <w:color w:val="auto"/>
+                <w:spacing w:val="0"/>
+                <w:w w:val="100"/>
                 <w:sz w:val="20"/>
                 <w:szCs w:val="20"/>
                 <w:lang w:val="ro-RO"/>
@@ -1926,6 +2046,8 @@
               <w:rPr>
                 <w:rFonts w:eastAsia="Arial" w:cs="Arial" w:ascii="Arial" w:hAnsi="Arial"/>
                 <w:color w:val="auto"/>
+                <w:spacing w:val="0"/>
+                <w:w w:val="100"/>
                 <w:sz w:val="20"/>
                 <w:szCs w:val="20"/>
                 <w:lang w:val="ro-RO"/>
@@ -1952,6 +2074,8 @@
         <w:rPr>
           <w:rFonts w:eastAsia="Arial" w:cs="Arial" w:ascii="Arial" w:hAnsi="Arial"/>
           <w:color w:val="auto"/>
+          <w:spacing w:val="0"/>
+          <w:w w:val="100"/>
           <w:sz w:val="2"/>
           <w:szCs w:val="20"/>
           <w:lang w:val="ro-RO"/>
@@ -1993,6 +2117,8 @@
         <w:rFonts w:eastAsia="Arial" w:cs="Arial" w:ascii="Arial" w:hAnsi="Arial"/>
         <w:b w:val="false"/>
         <w:color w:val="auto"/>
+        <w:spacing w:val="0"/>
+        <w:w w:val="100"/>
         <w:sz w:val="16"/>
         <w:szCs w:val="16"/>
         <w:lang w:val="ro-RO"/>
@@ -2022,6 +2148,8 @@
         <w:rFonts w:eastAsia="Arial" w:cs="Arial" w:ascii="Arial" w:hAnsi="Arial"/>
         <w:b w:val="false"/>
         <w:color w:val="auto"/>
+        <w:spacing w:val="0"/>
+        <w:w w:val="100"/>
         <w:sz w:val="16"/>
         <w:szCs w:val="16"/>
         <w:lang w:val="ro-RO"/>
@@ -2051,6 +2179,8 @@
         <w:rFonts w:eastAsia="Arial" w:cs="Arial" w:ascii="Arial" w:hAnsi="Arial"/>
         <w:b w:val="false"/>
         <w:color w:val="auto"/>
+        <w:spacing w:val="0"/>
+        <w:w w:val="100"/>
         <w:sz w:val="16"/>
         <w:szCs w:val="16"/>
         <w:lang w:val="ro-RO"/>

--- a/packages/document-engine/templates/1.3_decision_first_aid.docx
+++ b/packages/document-engine/templates/1.3_decision_first_aid.docx
@@ -276,7 +276,7 @@
           <w:ilvl w:val="0"/>
           <w:numId w:val="6"/>
         </w:numPr>
-        <w:spacing w:before="0" w:after="40"/>
+        <w:spacing w:before="0" w:after="120"/>
         <w:jc w:val="left"/>
         <w:rPr>
           <w:rFonts w:ascii="Arial" w:hAnsi="Arial" w:cs="Arial"/>
@@ -2088,7 +2088,7 @@
       <w:footerReference w:type="first" r:id="rId4"/>
       <w:type w:val="nextPage"/>
       <w:pgSz w:w="11906" w:h="16838"/>
-      <w:pgMar w:left="1417" w:right="1134" w:gutter="0" w:header="0" w:top="1134" w:footer="680" w:bottom="1324"/>
+      <w:pgMar w:left="1417" w:right="1134" w:gutter="0" w:header="0" w:top="1134" w:footer="680" w:bottom="1134"/>
       <w:pgNumType w:fmt="decimal"/>
       <w:formProt w:val="false"/>
       <w:textDirection w:val="lrTb"/>
@@ -2104,12 +2104,9 @@
     <w:pPr>
       <w:pStyle w:val="Footer"/>
       <w:spacing w:before="60" w:after="0"/>
-      <w:ind w:hanging="0" w:left="0" w:right="360"/>
+      <w:ind w:hanging="0" w:left="0"/>
       <w:jc w:val="center"/>
-      <w:rPr>
-        <w:b/>
-        <w:sz w:val="16"/>
-      </w:rPr>
+      <w:rPr/>
     </w:pPr>
     <w:r>
       <w:rPr>
@@ -2135,12 +2132,9 @@
     <w:pPr>
       <w:pStyle w:val="Footer"/>
       <w:spacing w:before="60" w:after="0"/>
-      <w:ind w:hanging="0" w:left="0" w:right="360"/>
+      <w:ind w:hanging="0" w:left="0"/>
       <w:jc w:val="center"/>
-      <w:rPr>
-        <w:b/>
-        <w:sz w:val="16"/>
-      </w:rPr>
+      <w:rPr/>
     </w:pPr>
     <w:r>
       <w:rPr>
@@ -2166,12 +2160,9 @@
     <w:pPr>
       <w:pStyle w:val="Footer"/>
       <w:spacing w:before="60" w:after="0"/>
-      <w:ind w:hanging="0" w:left="0" w:right="360"/>
+      <w:ind w:hanging="0" w:left="0"/>
       <w:jc w:val="center"/>
-      <w:rPr>
-        <w:b/>
-        <w:sz w:val="16"/>
-      </w:rPr>
+      <w:rPr/>
     </w:pPr>
     <w:r>
       <w:rPr>

--- a/packages/document-engine/templates/1.3_decision_first_aid.docx
+++ b/packages/document-engine/templates/1.3_decision_first_aid.docx
@@ -544,9 +544,9 @@
         <w:tblInd w:w="0" w:type="dxa"/>
         <w:tblLayout w:type="fixed"/>
         <w:tblCellMar>
-          <w:top w:w="0" w:type="dxa"/>
+          <w:top w:w="17" w:type="dxa"/>
           <w:left w:w="108" w:type="dxa"/>
-          <w:bottom w:w="0" w:type="dxa"/>
+          <w:bottom w:w="17" w:type="dxa"/>
           <w:right w:w="108" w:type="dxa"/>
         </w:tblCellMar>
       </w:tblPr>
@@ -1252,9 +1252,9 @@
         <w:tblInd w:w="0" w:type="dxa"/>
         <w:tblLayout w:type="fixed"/>
         <w:tblCellMar>
-          <w:top w:w="0" w:type="dxa"/>
+          <w:top w:w="17" w:type="dxa"/>
           <w:left w:w="108" w:type="dxa"/>
-          <w:bottom w:w="0" w:type="dxa"/>
+          <w:bottom w:w="17" w:type="dxa"/>
           <w:right w:w="108" w:type="dxa"/>
         </w:tblCellMar>
       </w:tblPr>

--- a/packages/document-engine/templates/1.3_decision_first_aid.docx
+++ b/packages/document-engine/templates/1.3_decision_first_aid.docx
@@ -3022,7 +3022,7 @@
   <w:docDefaults>
     <w:rPrDefault>
       <w:rPr>
-        <w:rFonts w:ascii="Liberation Serif" w:hAnsi="Liberation Serif" w:eastAsia="Noto Serif CJK SC" w:cs="Noto Sans Devanagari"/>
+        <w:rFonts w:ascii="Arial" w:hAnsi="Arial" w:eastAsia="Arial" w:cs="Arial"/>
         <w:sz w:val="24"/>
         <w:szCs w:val="24"/>
         <w:lang w:val="en-US" w:eastAsia="zh-CN" w:bidi="hi-IN"/>
@@ -3339,19 +3339,19 @@
   <w:style w:type="character" w:styleId="SourceText">
     <w:name w:val="Source Text"/>
     <w:rPr>
-      <w:rFonts w:ascii="Liberation Mono" w:hAnsi="Liberation Mono" w:eastAsia="Noto Sans Mono CJK SC" w:cs="Liberation Mono"/>
+      <w:rFonts w:ascii="Liberation Mono" w:hAnsi="Liberation Mono" w:eastAsia="Arial" w:cs="Liberation Mono"/>
     </w:rPr>
   </w:style>
   <w:style w:type="character" w:styleId="Example">
     <w:name w:val="Example"/>
     <w:rPr>
-      <w:rFonts w:ascii="Liberation Mono" w:hAnsi="Liberation Mono" w:eastAsia="Noto Sans Mono CJK SC" w:cs="Liberation Mono"/>
+      <w:rFonts w:ascii="Liberation Mono" w:hAnsi="Liberation Mono" w:eastAsia="Arial" w:cs="Liberation Mono"/>
     </w:rPr>
   </w:style>
   <w:style w:type="character" w:styleId="UserEntry">
     <w:name w:val="User Entry"/>
     <w:rPr>
-      <w:rFonts w:ascii="Liberation Mono" w:hAnsi="Liberation Mono" w:eastAsia="Noto Sans Mono CJK SC" w:cs="Liberation Mono"/>
+      <w:rFonts w:ascii="Liberation Mono" w:hAnsi="Liberation Mono" w:eastAsia="Arial" w:cs="Liberation Mono"/>
     </w:rPr>
   </w:style>
   <w:style w:type="character" w:styleId="Variable">
@@ -3368,7 +3368,7 @@
   <w:style w:type="character" w:styleId="Teletype">
     <w:name w:val="Teletype"/>
     <w:rPr>
-      <w:rFonts w:ascii="Liberation Mono" w:hAnsi="Liberation Mono" w:eastAsia="Noto Sans Mono CJK SC" w:cs="Liberation Mono"/>
+      <w:rFonts w:ascii="Liberation Mono" w:hAnsi="Liberation Mono" w:eastAsia="Arial" w:cs="Liberation Mono"/>
     </w:rPr>
   </w:style>
   <w:style w:type="paragraph" w:styleId="Heading">
@@ -3380,7 +3380,7 @@
       <w:spacing w:before="240" w:after="120"/>
     </w:pPr>
     <w:rPr>
-      <w:rFonts w:ascii="Liberation Sans" w:hAnsi="Liberation Sans" w:eastAsia="Noto Sans CJK SC" w:cs="Noto Sans Devanagari"/>
+      <w:rFonts w:ascii="Arial" w:hAnsi="Arial" w:eastAsia="Arial" w:cs="Arial"/>
       <w:sz w:val="28"/>
       <w:szCs w:val="28"/>
     </w:rPr>
@@ -3400,7 +3400,7 @@
     <w:basedOn w:val="BodyText"/>
     <w:pPr/>
     <w:rPr>
-      <w:rFonts w:cs="Noto Sans Devanagari"/>
+      <w:rFonts w:cs="Arial"/>
     </w:rPr>
   </w:style>
   <w:style w:type="paragraph" w:styleId="Caption">
@@ -3411,7 +3411,7 @@
       <w:spacing w:before="120" w:after="120"/>
     </w:pPr>
     <w:rPr>
-      <w:rFonts w:cs="Noto Sans Devanagari"/>
+      <w:rFonts w:cs="Arial"/>
       <w:i/>
       <w:iCs/>
       <w:sz w:val="24"/>
@@ -3425,7 +3425,7 @@
       <w:suppressLineNumbers/>
     </w:pPr>
     <w:rPr>
-      <w:rFonts w:cs="Noto Sans Devanagari"/>
+      <w:rFonts w:cs="Arial"/>
     </w:rPr>
   </w:style>
   <w:style w:type="paragraph" w:styleId="HeaderandFooter">

--- a/packages/document-engine/templates/1.3_decision_first_aid.docx
+++ b/packages/document-engine/templates/1.3_decision_first_aid.docx
@@ -2106,18 +2106,22 @@
       <w:spacing w:before="60" w:after="0"/>
       <w:ind w:hanging="0" w:left="0"/>
       <w:jc w:val="center"/>
-      <w:rPr/>
+      <w:rPr>
+        <w:color w:val="7A7A7A"/>
+        <w:sz w:val="15"/>
+        <w:szCs w:val="15"/>
+      </w:rPr>
     </w:pPr>
     <w:r>
       <w:rPr>
         <w:rStyle w:val="PageNumber"/>
         <w:rFonts w:eastAsia="Arial" w:cs="Arial" w:ascii="Arial" w:hAnsi="Arial"/>
         <w:b w:val="false"/>
-        <w:color w:val="auto"/>
+        <w:color w:val="7A7A7A"/>
         <w:spacing w:val="0"/>
         <w:w w:val="100"/>
-        <w:sz w:val="16"/>
-        <w:szCs w:val="16"/>
+        <w:sz w:val="15"/>
+        <w:szCs w:val="15"/>
         <w:lang w:val="ro-RO"/>
       </w:rPr>
       <w:t>{{#branding}}Document generat cu SSM Ușor · ssmusor.ro{{/branding}}</w:t>
@@ -2134,18 +2138,22 @@
       <w:spacing w:before="60" w:after="0"/>
       <w:ind w:hanging="0" w:left="0"/>
       <w:jc w:val="center"/>
-      <w:rPr/>
+      <w:rPr>
+        <w:color w:val="7A7A7A"/>
+        <w:sz w:val="15"/>
+        <w:szCs w:val="15"/>
+      </w:rPr>
     </w:pPr>
     <w:r>
       <w:rPr>
         <w:rStyle w:val="PageNumber"/>
         <w:rFonts w:eastAsia="Arial" w:cs="Arial" w:ascii="Arial" w:hAnsi="Arial"/>
         <w:b w:val="false"/>
-        <w:color w:val="auto"/>
+        <w:color w:val="7A7A7A"/>
         <w:spacing w:val="0"/>
         <w:w w:val="100"/>
-        <w:sz w:val="16"/>
-        <w:szCs w:val="16"/>
+        <w:sz w:val="15"/>
+        <w:szCs w:val="15"/>
         <w:lang w:val="ro-RO"/>
       </w:rPr>
       <w:t>{{#branding}}Document generat cu SSM Ușor · ssmusor.ro{{/branding}}</w:t>
@@ -2162,18 +2170,22 @@
       <w:spacing w:before="60" w:after="0"/>
       <w:ind w:hanging="0" w:left="0"/>
       <w:jc w:val="center"/>
-      <w:rPr/>
+      <w:rPr>
+        <w:color w:val="7A7A7A"/>
+        <w:sz w:val="15"/>
+        <w:szCs w:val="15"/>
+      </w:rPr>
     </w:pPr>
     <w:r>
       <w:rPr>
         <w:rStyle w:val="PageNumber"/>
         <w:rFonts w:eastAsia="Arial" w:cs="Arial" w:ascii="Arial" w:hAnsi="Arial"/>
         <w:b w:val="false"/>
-        <w:color w:val="auto"/>
+        <w:color w:val="7A7A7A"/>
         <w:spacing w:val="0"/>
         <w:w w:val="100"/>
-        <w:sz w:val="16"/>
-        <w:szCs w:val="16"/>
+        <w:sz w:val="15"/>
+        <w:szCs w:val="15"/>
         <w:lang w:val="ro-RO"/>
       </w:rPr>
       <w:t>{{#branding}}Document generat cu SSM Ușor · ssmusor.ro{{/branding}}</w:t>

--- a/packages/document-engine/templates/1.3_decision_first_aid.docx
+++ b/packages/document-engine/templates/1.3_decision_first_aid.docx
@@ -62,7 +62,7 @@
           <w:szCs w:val="20"/>
           <w:lang w:val="ro-RO"/>
         </w:rPr>
-        <w:t>Nr.: {{decisionNumber}} SSM Din: {{issueDate}}</w:t>
+        <w:t>Nr. {{decisionNumber}} SSM din {{issueDate}}</w:t>
       </w:r>
     </w:p>
     <w:p>
@@ -125,7 +125,7 @@
           <w:szCs w:val="20"/>
           <w:lang w:val="ro-RO"/>
         </w:rPr>
-        <w:t>, începând cu data de {{issueDate}}</w:t>
+        <w:t>, începând cu data de {{issueDate}},</w:t>
       </w:r>
     </w:p>
     <w:p>
@@ -323,7 +323,7 @@
           <w:szCs w:val="20"/>
           <w:lang w:val="ro-RO"/>
         </w:rPr>
-        <w:t>Persoana sau persoanele desemnate prin prezenta decizie vor fi instruite suplimentar cu privire la modul de acordare a primului ajutor.</w:t>
+        <w:t>Personalul desemnat prin prezenta decizie va fi instruit suplimentar cu privire la modul de acordare a primului ajutor.</w:t>
       </w:r>
     </w:p>
     <w:p>
@@ -977,6 +977,7 @@
           <w:p>
             <w:pPr>
               <w:pStyle w:val="Normal"/>
+              <w:keepNext w:val="true"/>
               <w:widowControl/>
               <w:numPr>
                 <w:ilvl w:val="0"/>
@@ -1153,6 +1154,200 @@
           </w:p>
         </w:tc>
       </w:tr>
+      <w:tr>
+        <w:trPr>
+          <w:trHeight w:val="360" w:hRule="atLeast"/>
+        </w:trPr>
+        <w:tc>
+          <w:tcPr>
+            <w:tcW w:w="621" w:type="dxa"/>
+            <w:tcBorders>
+              <w:top w:val="single" w:sz="4" w:space="0" w:color="000000"/>
+              <w:left w:val="single" w:sz="4" w:space="0" w:color="000000"/>
+              <w:bottom w:val="single" w:sz="4" w:space="0" w:color="000000"/>
+              <w:right w:val="single" w:sz="4" w:space="0" w:color="000000"/>
+            </w:tcBorders>
+            <w:vAlign w:val="center"/>
+          </w:tcPr>
+          <w:p>
+            <w:pPr>
+              <w:pStyle w:val="Normal"/>
+              <w:widowControl/>
+              <w:numPr>
+                <w:ilvl w:val="0"/>
+                <w:numId w:val="3"/>
+              </w:numPr>
+              <w:snapToGrid w:val="false"/>
+              <w:spacing w:before="0" w:after="0"/>
+              <w:ind w:hanging="360" w:left="360" w:right="-108"/>
+              <w:jc w:val="center"/>
+              <w:rPr>
+                <w:rFonts w:ascii="Arial" w:hAnsi="Arial" w:cs="Arial"/>
+                <w:b/>
+                <w:sz w:val="20"/>
+                <w:szCs w:val="20"/>
+              </w:rPr>
+            </w:pPr>
+            <w:r>
+              <w:rPr>
+                <w:rFonts w:eastAsia="Arial" w:cs="Arial" w:ascii="Arial" w:hAnsi="Arial"/>
+                <w:b/>
+                <w:color w:val="auto"/>
+                <w:spacing w:val="0"/>
+                <w:w w:val="100"/>
+                <w:sz w:val="20"/>
+                <w:szCs w:val="20"/>
+                <w:lang w:val="ro-RO"/>
+              </w:rPr>
+            </w:r>
+          </w:p>
+        </w:tc>
+        <w:tc>
+          <w:tcPr>
+            <w:tcW w:w="3458" w:type="dxa"/>
+            <w:tcBorders>
+              <w:top w:val="single" w:sz="4" w:space="0" w:color="000000"/>
+              <w:left w:val="single" w:sz="4" w:space="0" w:color="000000"/>
+              <w:bottom w:val="single" w:sz="4" w:space="0" w:color="000000"/>
+              <w:right w:val="single" w:sz="4" w:space="0" w:color="000000"/>
+            </w:tcBorders>
+            <w:vAlign w:val="center"/>
+          </w:tcPr>
+          <w:p>
+            <w:pPr>
+              <w:pStyle w:val="Normal"/>
+              <w:widowControl/>
+              <w:snapToGrid w:val="false"/>
+              <w:spacing w:before="0" w:after="0"/>
+              <w:rPr>
+                <w:rFonts w:ascii="Arial" w:hAnsi="Arial" w:cs="Arial"/>
+                <w:sz w:val="20"/>
+                <w:szCs w:val="20"/>
+              </w:rPr>
+            </w:pPr>
+            <w:r>
+              <w:rPr>
+                <w:rFonts w:eastAsia="Arial" w:cs="Arial" w:ascii="Arial" w:hAnsi="Arial"/>
+                <w:color w:val="auto"/>
+                <w:spacing w:val="0"/>
+                <w:w w:val="100"/>
+                <w:sz w:val="20"/>
+                <w:szCs w:val="20"/>
+                <w:lang w:val="ro-RO"/>
+              </w:rPr>
+            </w:r>
+          </w:p>
+        </w:tc>
+        <w:tc>
+          <w:tcPr>
+            <w:tcW w:w="2076" w:type="dxa"/>
+            <w:tcBorders>
+              <w:top w:val="single" w:sz="4" w:space="0" w:color="000000"/>
+              <w:left w:val="single" w:sz="4" w:space="0" w:color="000000"/>
+              <w:bottom w:val="single" w:sz="4" w:space="0" w:color="000000"/>
+              <w:right w:val="single" w:sz="4" w:space="0" w:color="000000"/>
+            </w:tcBorders>
+            <w:vAlign w:val="center"/>
+          </w:tcPr>
+          <w:p>
+            <w:pPr>
+              <w:pStyle w:val="Normal"/>
+              <w:widowControl/>
+              <w:snapToGrid w:val="false"/>
+              <w:spacing w:before="0" w:after="0"/>
+              <w:jc w:val="center"/>
+              <w:rPr>
+                <w:rFonts w:ascii="Arial" w:hAnsi="Arial" w:cs="Arial"/>
+                <w:sz w:val="20"/>
+                <w:szCs w:val="20"/>
+              </w:rPr>
+            </w:pPr>
+            <w:r>
+              <w:rPr>
+                <w:rFonts w:eastAsia="Arial" w:cs="Arial" w:ascii="Arial" w:hAnsi="Arial"/>
+                <w:color w:val="auto"/>
+                <w:spacing w:val="0"/>
+                <w:w w:val="100"/>
+                <w:sz w:val="20"/>
+                <w:szCs w:val="20"/>
+                <w:lang w:val="ro-RO"/>
+              </w:rPr>
+            </w:r>
+          </w:p>
+        </w:tc>
+        <w:tc>
+          <w:tcPr>
+            <w:tcW w:w="1297" w:type="dxa"/>
+            <w:tcBorders>
+              <w:top w:val="single" w:sz="4" w:space="0" w:color="000000"/>
+              <w:left w:val="single" w:sz="4" w:space="0" w:color="000000"/>
+              <w:bottom w:val="single" w:sz="4" w:space="0" w:color="000000"/>
+              <w:right w:val="single" w:sz="4" w:space="0" w:color="000000"/>
+            </w:tcBorders>
+            <w:vAlign w:val="center"/>
+          </w:tcPr>
+          <w:p>
+            <w:pPr>
+              <w:pStyle w:val="Normal"/>
+              <w:widowControl/>
+              <w:snapToGrid w:val="false"/>
+              <w:spacing w:before="0" w:after="0"/>
+              <w:jc w:val="center"/>
+              <w:rPr>
+                <w:rFonts w:ascii="Arial" w:hAnsi="Arial" w:cs="Arial"/>
+                <w:sz w:val="20"/>
+                <w:szCs w:val="20"/>
+              </w:rPr>
+            </w:pPr>
+            <w:r>
+              <w:rPr>
+                <w:rFonts w:eastAsia="Arial" w:cs="Arial" w:ascii="Arial" w:hAnsi="Arial"/>
+                <w:color w:val="auto"/>
+                <w:spacing w:val="0"/>
+                <w:w w:val="100"/>
+                <w:sz w:val="20"/>
+                <w:szCs w:val="20"/>
+                <w:lang w:val="ro-RO"/>
+              </w:rPr>
+            </w:r>
+          </w:p>
+        </w:tc>
+        <w:tc>
+          <w:tcPr>
+            <w:tcW w:w="1903" w:type="dxa"/>
+            <w:tcBorders>
+              <w:top w:val="single" w:sz="4" w:space="0" w:color="000000"/>
+              <w:left w:val="single" w:sz="4" w:space="0" w:color="000000"/>
+              <w:bottom w:val="single" w:sz="4" w:space="0" w:color="000000"/>
+              <w:right w:val="single" w:sz="4" w:space="0" w:color="000000"/>
+            </w:tcBorders>
+          </w:tcPr>
+          <w:p>
+            <w:pPr>
+              <w:pStyle w:val="Normal"/>
+              <w:widowControl/>
+              <w:snapToGrid w:val="false"/>
+              <w:spacing w:before="0" w:after="0"/>
+              <w:rPr>
+                <w:rFonts w:ascii="Arial" w:hAnsi="Arial" w:cs="Arial"/>
+                <w:sz w:val="20"/>
+                <w:szCs w:val="20"/>
+              </w:rPr>
+            </w:pPr>
+            <w:r>
+              <w:rPr>
+                <w:rFonts w:eastAsia="Arial" w:cs="Arial" w:ascii="Arial" w:hAnsi="Arial"/>
+                <w:color w:val="auto"/>
+                <w:spacing w:val="0"/>
+                <w:w w:val="100"/>
+                <w:sz w:val="20"/>
+                <w:szCs w:val="20"/>
+                <w:lang w:val="ro-RO"/>
+              </w:rPr>
+            </w:r>
+          </w:p>
+        </w:tc>
+      </w:tr>
     </w:tbl>
     <w:p>
       <w:pPr>
@@ -1209,7 +1404,7 @@
           <w:szCs w:val="20"/>
           <w:lang w:val="ro-RO"/>
         </w:rPr>
-        <w:t>Încheiat azi {{issueDate}}, în cadrul {{client.legalName}} cu ocazia instruirii suplimentare a următoarelor persoane:</w:t>
+        <w:t>Încheiat azi {{issueDate}}, în cadrul {{client.legalName}} cu ocazia instruirii suplimentare a personalului desemnat să acorde primul ajutor și să aplice măsurile de prevenire și stingere a incendiilor: {{firstAiderNames}}.</w:t>
       </w:r>
     </w:p>
     <w:p>
@@ -1242,7 +1437,7 @@
           <w:szCs w:val="20"/>
           <w:lang w:val="ro-RO"/>
         </w:rPr>
-        <w:t>{{firstAiderNames}}, desemnate să acorde primul ajutor și să aplice măsurile de prevenire și stingere a incendiilor. Instruirea suplimentară a fost efectuată de către conducătorul serviciului extern {{provider.legalName}} – {{provider.representativeName}}.</w:t>
+        <w:t>Instruirea suplimentară a fost efectuată de către conducătorul serviciului extern {{provider.legalName}} – {{provider.representativeName}}.</w:t>
       </w:r>
     </w:p>
     <w:tbl>
@@ -2339,8 +2534,8 @@
       <w:rPr>
         <w:rFonts w:ascii="Arial" w:hAnsi="Arial" w:cs="Arial"/>
         <w:b/>
-        <w:sz w:val="18"/>
-        <w:szCs w:val="18"/>
+        <w:sz w:val="20"/>
+        <w:szCs w:val="20"/>
       </w:rPr>
     </w:lvl>
     <w:lvl w:ilvl="1">

--- a/packages/document-engine/templates/1.3_decision_first_aid.docx
+++ b/packages/document-engine/templates/1.3_decision_first_aid.docx
@@ -160,6 +160,7 @@
     <w:p>
       <w:pPr>
         <w:pStyle w:val="Normal"/>
+        <w:keepNext/>
         <w:widowControl/>
         <w:numPr>
           <w:ilvl w:val="0"/>

--- a/packages/document-engine/templates/1.3_decision_first_aid.docx
+++ b/packages/document-engine/templates/1.3_decision_first_aid.docx
@@ -353,7 +353,7 @@
           <w:szCs w:val="20"/>
           <w:lang w:val="ro-RO"/>
         </w:rPr>
-        <w:t>Atribuțiile persoanelor responsabile și cu aplicarea măsurilor de prim ajutor vor fi prezentate în fișa postului și vor fi tratate cu maximă seriozitate.</w:t>
+        <w:t xml:space="preserve">Atribuțiile persoanelor responsabile cu aplicarea măsurilor de prim ajutor vor fi prezentate în fișa postului și vor fi tratate cu maximă seriozitate.</w:t>
       </w:r>
     </w:p>
     <w:p>

--- a/packages/document-engine/templates/1.3_decision_first_aid.docx
+++ b/packages/document-engine/templates/1.3_decision_first_aid.docx
@@ -353,7 +353,7 @@
           <w:szCs w:val="20"/>
           <w:lang w:val="ro-RO"/>
         </w:rPr>
-        <w:t xml:space="preserve">Atribuțiile persoanelor responsabile cu aplicarea măsurilor de prim ajutor vor fi prezentate în fișa postului și vor fi tratate cu maximă seriozitate.</w:t>
+        <w:t xml:space="preserve">Atribuțiile personalului desemnat cu aplicarea măsurilor de prim ajutor vor fi prezentate în fișa postului și vor fi tratate cu maximă seriozitate.</w:t>
       </w:r>
     </w:p>
     <w:p>

--- a/packages/document-engine/templates/1.3_decision_first_aid.docx
+++ b/packages/document-engine/templates/1.3_decision_first_aid.docx
@@ -266,7 +266,7 @@
           <w:szCs w:val="20"/>
           <w:lang w:val="ro-RO"/>
         </w:rPr>
-        <w:t xml:space="preserve"> pentru punctele de lucru.</w:t>
+        <w:t xml:space="preserve"> pentru sediul și punctele de lucru ale societății.</w:t>
       </w:r>
     </w:p>
     <w:p>

--- a/packages/document-engine/templates/1.3_decision_first_aid.docx
+++ b/packages/document-engine/templates/1.3_decision_first_aid.docx
@@ -196,7 +196,7 @@
           <w:szCs w:val="20"/>
           <w:lang w:val="ro-RO"/>
         </w:rPr>
-        <w:t>, se va realiza de către:</w:t>
+        <w:t xml:space="preserve"> se va realiza de către:</w:t>
       </w:r>
     </w:p>
     <w:p>
@@ -468,7 +468,7 @@
           <w:szCs w:val="20"/>
           <w:lang w:val="ro-RO"/>
         </w:rPr>
-        <w:t>PROCES VERBAL DE LUARE LA CUNOȘTINȚĂ</w:t>
+        <w:t xml:space="preserve">PROCES-VERBAL DE LUARE LA CUNOȘTINȚĂ</w:t>
       </w:r>
     </w:p>
     <w:p>
@@ -1376,7 +1376,7 @@
           <w:szCs w:val="20"/>
           <w:lang w:val="ro-RO"/>
         </w:rPr>
-        <w:t>PROCES VERBAL</w:t>
+        <w:t xml:space="preserve">PROCES-VERBAL</w:t>
       </w:r>
     </w:p>
     <w:p>

--- a/packages/document-engine/templates/1.3_decision_first_aid.docx
+++ b/packages/document-engine/templates/1.3_decision_first_aid.docx
@@ -1405,7 +1405,7 @@
           <w:szCs w:val="20"/>
           <w:lang w:val="ro-RO"/>
         </w:rPr>
-        <w:t>Încheiat azi {{issueDate}}, în cadrul {{client.legalName}} cu ocazia instruirii suplimentare a personalului desemnat să acorde primul ajutor și să aplice măsurile de prevenire și stingere a incendiilor: {{firstAiderNames}}.</w:t>
+        <w:t xml:space="preserve">Încheiat azi {{issueDate}}, în cadrul {{client.legalName}} cu ocazia instruirii suplimentare a personalului desemnat să acorde primul ajutor: {{firstAiderNames}}.</w:t>
       </w:r>
     </w:p>
     <w:p>

--- a/packages/document-engine/templates/1.3_decision_first_aid.docx
+++ b/packages/document-engine/templates/1.3_decision_first_aid.docx
@@ -113,7 +113,7 @@
           <w:szCs w:val="20"/>
           <w:lang w:val="ro-RO"/>
         </w:rPr>
-        <w:t>ent.representativeName}} în calitate de {{client.representativeRole}} în cadrul {{client.legalName}}</w:t>
+        <w:t xml:space="preserve">ent.representativeName}}, în calitate de {{client.representativeRole}} în cadrul {{client.legalName}}</w:t>
       </w:r>
       <w:r>
         <w:rPr>
@@ -254,7 +254,7 @@
           <w:szCs w:val="20"/>
           <w:lang w:val="ro-RO"/>
         </w:rPr>
-        <w:t>{{name}} având funcția de {{jobTitle}} în cadrul {{client.legalName}}</w:t>
+        <w:t xml:space="preserve">{{name}}, având funcția de {{jobTitle}} în cadrul {{client.legalName}},</w:t>
       </w:r>
       <w:r>
         <w:rPr>
@@ -1405,7 +1405,7 @@
           <w:szCs w:val="20"/>
           <w:lang w:val="ro-RO"/>
         </w:rPr>
-        <w:t xml:space="preserve">Încheiat azi {{issueDate}}, în cadrul {{client.legalName}} cu ocazia instruirii suplimentare a personalului desemnat să acorde primul ajutor: {{firstAiderNames}}.</w:t>
+        <w:t xml:space="preserve">Încheiat azi {{issueDate}}, în cadrul {{client.legalName}}, cu ocazia instruirii suplimentare a personalului desemnat să acorde primul ajutor: {{firstAiderNames}}.</w:t>
       </w:r>
     </w:p>
     <w:p>

--- a/packages/document-engine/templates/1.3_decision_first_aid.docx
+++ b/packages/document-engine/templates/1.3_decision_first_aid.docx
@@ -266,7 +266,7 @@
           <w:szCs w:val="20"/>
           <w:lang w:val="ro-RO"/>
         </w:rPr>
-        <w:t xml:space="preserve"> pentru sediul și punctele de lucru ale societății.</w:t>
+        <w:t xml:space="preserve"> pentru toate locurile de muncă ale societății.</w:t>
       </w:r>
     </w:p>
     <w:p>

--- a/packages/document-engine/templates/1.3_decision_first_aid.docx
+++ b/packages/document-engine/templates/1.3_decision_first_aid.docx
@@ -266,7 +266,7 @@
           <w:szCs w:val="20"/>
           <w:lang w:val="ro-RO"/>
         </w:rPr>
-        <w:t xml:space="preserve"> pentru toate locurile de muncă ale societății.</w:t>
+        <w:t xml:space="preserve"> pentru toate locurile de muncă ale unității.</w:t>
       </w:r>
     </w:p>
     <w:p>

--- a/packages/document-engine/templates/1.3_decision_first_aid.docx
+++ b/packages/document-engine/templates/1.3_decision_first_aid.docx
@@ -101,7 +101,7 @@
           <w:szCs w:val="20"/>
           <w:lang w:val="ro-RO"/>
         </w:rPr>
-        <w:t>Legea 319/ 2006 Art. 10, alin. (1), alin. (2), {{cli</w:t>
+        <w:t xml:space="preserve">Legea 319/2006 – Art. 10, alin. (1), alin. (2), {{cli</w:t>
       </w:r>
       <w:r>
         <w:rPr>
@@ -125,7 +125,7 @@
           <w:szCs w:val="20"/>
           <w:lang w:val="ro-RO"/>
         </w:rPr>
-        <w:t>, începând cu data de {{issueDate}},</w:t>
+        <w:t xml:space="preserve">, începând cu data de {{issueDate}},</w:t>
       </w:r>
     </w:p>
     <w:p>

--- a/packages/document-engine/templates/1.3_decision_first_aid.docx
+++ b/packages/document-engine/templates/1.3_decision_first_aid.docx
@@ -468,7 +468,7 @@
           <w:szCs w:val="20"/>
           <w:lang w:val="ro-RO"/>
         </w:rPr>
-        <w:t xml:space="preserve">PROCES-VERBAL DE LUARE LA CUNOȘTINȚĂ</w:t>
+        <w:t xml:space="preserve">PROCES-VERBAL DE LUARE DE CUNOȘTINȚĂ</w:t>
       </w:r>
     </w:p>
     <w:p>
@@ -523,7 +523,7 @@
           <w:szCs w:val="20"/>
           <w:lang w:val="ro-RO"/>
         </w:rPr>
-        <w:t xml:space="preserve">mnată confirmă că a luat cunoștință de prezenta decizie și se obligă să respecte întocmai obligațiile, atribuțiile și răspunderile ce reies din decizia Nr. {{decisionNumber}} SSM din </w:t>
+        <w:t xml:space="preserve">mnată confirmă că a luat cunoștință de prezenta decizie și se obligă să respecte întocmai obligațiile, atribuțiile și răspunderile ce reies din decizia {{client.legalName}} nr. {{decisionNumber}} SSM din </w:t>
       </w:r>
       <w:r>
         <w:rPr>
